--- a/STUDY/7_FastAPI/Обучающий_файл.docx
+++ b/STUDY/7_FastAPI/Обучающий_файл.docx
@@ -23,36 +23,239 @@
     </w:p>
     <w:p>
       <w:pPr>
-        <w:rPr>
-          <w:rFonts w:ascii="Times New Roman" w:hAnsi="Times New Roman" w:cs="Times New Roman"/>
-          <w:sz w:val="24"/>
-          <w:szCs w:val="24"/>
-        </w:rPr>
-      </w:pPr>
-      <w:r>
-        <w:rPr>
-          <w:rFonts w:ascii="Times New Roman" w:hAnsi="Times New Roman" w:cs="Times New Roman"/>
-          <w:sz w:val="24"/>
-          <w:szCs w:val="24"/>
+        <w:jc w:val="center"/>
+        <w:rPr>
+          <w:rFonts w:ascii="Times New Roman" w:hAnsi="Times New Roman" w:cs="Times New Roman"/>
+          <w:b/>
+          <w:sz w:val="28"/>
+          <w:szCs w:val="24"/>
+          <w:u w:val="single"/>
+        </w:rPr>
+      </w:pPr>
+      <w:r>
+        <w:rPr>
+          <w:rFonts w:ascii="Times New Roman" w:hAnsi="Times New Roman" w:cs="Times New Roman"/>
+          <w:b/>
+          <w:sz w:val="28"/>
+          <w:szCs w:val="24"/>
+          <w:u w:val="single"/>
         </w:rPr>
         <w:t>Модуль: Альтернативные фреймворки</w:t>
       </w:r>
     </w:p>
     <w:p>
       <w:pPr>
-        <w:rPr>
-          <w:rFonts w:ascii="Times New Roman" w:hAnsi="Times New Roman" w:cs="Times New Roman"/>
-          <w:sz w:val="24"/>
-          <w:szCs w:val="24"/>
-        </w:rPr>
-      </w:pPr>
-      <w:r>
-        <w:rPr>
-          <w:rFonts w:ascii="Times New Roman" w:hAnsi="Times New Roman" w:cs="Times New Roman"/>
-          <w:sz w:val="24"/>
-          <w:szCs w:val="24"/>
-        </w:rPr>
-        <w:t>Тема 5</w:t>
+        <w:jc w:val="center"/>
+        <w:rPr>
+          <w:rFonts w:ascii="Times New Roman" w:hAnsi="Times New Roman" w:cs="Times New Roman"/>
+          <w:b/>
+          <w:sz w:val="28"/>
+          <w:szCs w:val="24"/>
+          <w:u w:val="single"/>
+        </w:rPr>
+      </w:pPr>
+      <w:r>
+        <w:rPr>
+          <w:rFonts w:ascii="Times New Roman" w:hAnsi="Times New Roman" w:cs="Times New Roman"/>
+          <w:b/>
+          <w:sz w:val="28"/>
+          <w:szCs w:val="24"/>
+          <w:u w:val="single"/>
+        </w:rPr>
+        <w:t xml:space="preserve">Тема 5: Знакомство с </w:t>
+      </w:r>
+      <w:r>
+        <w:rPr>
+          <w:rFonts w:ascii="Times New Roman" w:hAnsi="Times New Roman" w:cs="Times New Roman"/>
+          <w:b/>
+          <w:sz w:val="28"/>
+          <w:szCs w:val="24"/>
+          <w:u w:val="single"/>
+          <w:lang w:val="en-US"/>
+        </w:rPr>
+        <w:t>FastAPI</w:t>
+      </w:r>
+    </w:p>
+    <w:p>
+      <w:pPr>
+        <w:rPr>
+          <w:rFonts w:ascii="Times New Roman" w:hAnsi="Times New Roman" w:cs="Times New Roman"/>
+          <w:sz w:val="24"/>
+          <w:szCs w:val="24"/>
+        </w:rPr>
+      </w:pPr>
+    </w:p>
+    <w:p>
+      <w:pPr>
+        <w:shd w:val="clear" w:color="auto" w:fill="C5E0B3" w:themeFill="accent6" w:themeFillTint="66"/>
+        <w:rPr>
+          <w:rFonts w:ascii="Times New Roman" w:hAnsi="Times New Roman" w:cs="Times New Roman"/>
+          <w:b/>
+          <w:sz w:val="24"/>
+          <w:szCs w:val="24"/>
+        </w:rPr>
+      </w:pPr>
+      <w:r>
+        <w:rPr>
+          <w:rFonts w:ascii="Times New Roman" w:hAnsi="Times New Roman" w:cs="Times New Roman"/>
+          <w:b/>
+          <w:sz w:val="24"/>
+          <w:szCs w:val="24"/>
+        </w:rPr>
+        <w:t>Урок 2: Обзор фреймворка</w:t>
+      </w:r>
+    </w:p>
+    <w:p>
+      <w:pPr>
+        <w:spacing w:after="480"/>
+        <w:jc w:val="both"/>
+        <w:rPr>
+          <w:rFonts w:ascii="Times New Roman" w:hAnsi="Times New Roman" w:cs="Times New Roman"/>
+          <w:sz w:val="24"/>
+          <w:szCs w:val="24"/>
+        </w:rPr>
+      </w:pPr>
+      <w:proofErr w:type="gramStart"/>
+      <w:r>
+        <w:rPr>
+          <w:rFonts w:ascii="Times New Roman" w:hAnsi="Times New Roman" w:cs="Times New Roman"/>
+          <w:sz w:val="24"/>
+          <w:szCs w:val="24"/>
+          <w:lang w:val="en-US"/>
+        </w:rPr>
+        <w:t>FastAPI</w:t>
+      </w:r>
+      <w:r>
+        <w:rPr>
+          <w:rFonts w:ascii="Times New Roman" w:hAnsi="Times New Roman" w:cs="Times New Roman"/>
+          <w:sz w:val="24"/>
+          <w:szCs w:val="24"/>
+        </w:rPr>
+        <w:t xml:space="preserve">  -</w:t>
+      </w:r>
+      <w:proofErr w:type="gramEnd"/>
+      <w:r>
+        <w:rPr>
+          <w:rFonts w:ascii="Times New Roman" w:hAnsi="Times New Roman" w:cs="Times New Roman"/>
+          <w:sz w:val="24"/>
+          <w:szCs w:val="24"/>
+        </w:rPr>
+        <w:t xml:space="preserve"> </w:t>
+      </w:r>
+      <w:r>
+        <w:rPr>
+          <w:rFonts w:ascii="Times New Roman" w:hAnsi="Times New Roman" w:cs="Times New Roman"/>
+          <w:sz w:val="24"/>
+          <w:szCs w:val="24"/>
+        </w:rPr>
+        <w:t xml:space="preserve">это асинхронный веб-фреймворк разработанный в 2018 году на базе 2-ух фреймворков – </w:t>
+      </w:r>
+      <w:r>
+        <w:rPr>
+          <w:rFonts w:ascii="Times New Roman" w:hAnsi="Times New Roman" w:cs="Times New Roman"/>
+          <w:sz w:val="24"/>
+          <w:szCs w:val="24"/>
+          <w:lang w:val="en-US"/>
+        </w:rPr>
+        <w:t>Starlette</w:t>
+      </w:r>
+      <w:r>
+        <w:rPr>
+          <w:rFonts w:ascii="Times New Roman" w:hAnsi="Times New Roman" w:cs="Times New Roman"/>
+          <w:sz w:val="24"/>
+          <w:szCs w:val="24"/>
+        </w:rPr>
+        <w:t xml:space="preserve"> (</w:t>
+      </w:r>
+      <w:r>
+        <w:rPr>
+          <w:rFonts w:ascii="Times New Roman" w:hAnsi="Times New Roman" w:cs="Times New Roman"/>
+          <w:sz w:val="24"/>
+          <w:szCs w:val="24"/>
+        </w:rPr>
+        <w:t xml:space="preserve">отвечает за веб часть) и </w:t>
+      </w:r>
+      <w:r>
+        <w:rPr>
+          <w:rFonts w:ascii="Times New Roman" w:hAnsi="Times New Roman" w:cs="Times New Roman"/>
+          <w:sz w:val="24"/>
+          <w:szCs w:val="24"/>
+          <w:lang w:val="en-US"/>
+        </w:rPr>
+        <w:t>Pydentic</w:t>
+      </w:r>
+      <w:r>
+        <w:rPr>
+          <w:rFonts w:ascii="Times New Roman" w:hAnsi="Times New Roman" w:cs="Times New Roman"/>
+          <w:sz w:val="24"/>
+          <w:szCs w:val="24"/>
+        </w:rPr>
+        <w:t xml:space="preserve"> (</w:t>
+      </w:r>
+      <w:r>
+        <w:rPr>
+          <w:rFonts w:ascii="Times New Roman" w:hAnsi="Times New Roman" w:cs="Times New Roman"/>
+          <w:sz w:val="24"/>
+          <w:szCs w:val="24"/>
+        </w:rPr>
+        <w:t xml:space="preserve">отвечает за работу с данными). </w:t>
+      </w:r>
+    </w:p>
+    <w:p>
+      <w:pPr>
+        <w:shd w:val="clear" w:color="auto" w:fill="C5E0B3" w:themeFill="accent6" w:themeFillTint="66"/>
+        <w:rPr>
+          <w:rFonts w:ascii="Times New Roman" w:hAnsi="Times New Roman" w:cs="Times New Roman"/>
+          <w:b/>
+          <w:sz w:val="24"/>
+          <w:szCs w:val="24"/>
+        </w:rPr>
+      </w:pPr>
+      <w:r>
+        <w:rPr>
+          <w:rFonts w:ascii="Times New Roman" w:hAnsi="Times New Roman" w:cs="Times New Roman"/>
+          <w:b/>
+          <w:sz w:val="24"/>
+          <w:szCs w:val="24"/>
+          <w:shd w:val="clear" w:color="auto" w:fill="C5E0B3" w:themeFill="accent6" w:themeFillTint="66"/>
+        </w:rPr>
+        <w:t xml:space="preserve">Урок 3: Установка, </w:t>
+      </w:r>
+      <w:r>
+        <w:rPr>
+          <w:rFonts w:ascii="Times New Roman" w:hAnsi="Times New Roman" w:cs="Times New Roman"/>
+          <w:b/>
+          <w:sz w:val="24"/>
+          <w:szCs w:val="24"/>
+          <w:shd w:val="clear" w:color="auto" w:fill="C5E0B3" w:themeFill="accent6" w:themeFillTint="66"/>
+        </w:rPr>
+        <w:t>запуск, документация приложения</w:t>
+      </w:r>
+    </w:p>
+    <w:p>
+      <w:pPr>
+        <w:rPr>
+          <w:rFonts w:ascii="Times New Roman" w:hAnsi="Times New Roman" w:cs="Times New Roman"/>
+          <w:sz w:val="24"/>
+          <w:szCs w:val="24"/>
+        </w:rPr>
+      </w:pPr>
+      <w:r>
+        <w:rPr>
+          <w:rFonts w:ascii="Times New Roman" w:hAnsi="Times New Roman" w:cs="Times New Roman"/>
+          <w:sz w:val="24"/>
+          <w:szCs w:val="24"/>
+        </w:rPr>
+        <w:t xml:space="preserve">Пример команды для установки </w:t>
+      </w:r>
+      <w:r>
+        <w:rPr>
+          <w:rFonts w:ascii="Times New Roman" w:hAnsi="Times New Roman" w:cs="Times New Roman"/>
+          <w:sz w:val="24"/>
+          <w:szCs w:val="24"/>
+          <w:lang w:val="en-US"/>
+        </w:rPr>
+        <w:t>FastAPI</w:t>
       </w:r>
       <w:r>
         <w:rPr>
@@ -65,10 +268,95 @@
       <w:r>
         <w:rPr>
           <w:rFonts w:ascii="Times New Roman" w:hAnsi="Times New Roman" w:cs="Times New Roman"/>
-          <w:sz w:val="24"/>
-          <w:szCs w:val="24"/>
-        </w:rPr>
-        <w:t xml:space="preserve">Знакомство с </w:t>
+          <w:b/>
+          <w:sz w:val="24"/>
+          <w:szCs w:val="24"/>
+          <w:lang w:val="en-US"/>
+        </w:rPr>
+        <w:t>pip</w:t>
+      </w:r>
+      <w:r>
+        <w:rPr>
+          <w:rFonts w:ascii="Times New Roman" w:hAnsi="Times New Roman" w:cs="Times New Roman"/>
+          <w:b/>
+          <w:sz w:val="24"/>
+          <w:szCs w:val="24"/>
+        </w:rPr>
+        <w:t xml:space="preserve"> </w:t>
+      </w:r>
+      <w:r>
+        <w:rPr>
+          <w:rFonts w:ascii="Times New Roman" w:hAnsi="Times New Roman" w:cs="Times New Roman"/>
+          <w:b/>
+          <w:sz w:val="24"/>
+          <w:szCs w:val="24"/>
+          <w:lang w:val="en-US"/>
+        </w:rPr>
+        <w:t>install</w:t>
+      </w:r>
+      <w:r>
+        <w:rPr>
+          <w:rFonts w:ascii="Times New Roman" w:hAnsi="Times New Roman" w:cs="Times New Roman"/>
+          <w:b/>
+          <w:sz w:val="24"/>
+          <w:szCs w:val="24"/>
+        </w:rPr>
+        <w:t xml:space="preserve"> </w:t>
+      </w:r>
+      <w:r>
+        <w:rPr>
+          <w:rFonts w:ascii="Times New Roman" w:hAnsi="Times New Roman" w:cs="Times New Roman"/>
+          <w:b/>
+          <w:sz w:val="24"/>
+          <w:szCs w:val="24"/>
+          <w:lang w:val="en-US"/>
+        </w:rPr>
+        <w:t>fastapi</w:t>
+      </w:r>
+      <w:r>
+        <w:rPr>
+          <w:rFonts w:ascii="Times New Roman" w:hAnsi="Times New Roman" w:cs="Times New Roman"/>
+          <w:b/>
+          <w:sz w:val="24"/>
+          <w:szCs w:val="24"/>
+        </w:rPr>
+        <w:t>==0.</w:t>
+      </w:r>
+      <w:r>
+        <w:rPr>
+          <w:rFonts w:ascii="Times New Roman" w:hAnsi="Times New Roman" w:cs="Times New Roman"/>
+          <w:b/>
+          <w:sz w:val="24"/>
+          <w:szCs w:val="24"/>
+        </w:rPr>
+        <w:t>78</w:t>
+      </w:r>
+      <w:r>
+        <w:rPr>
+          <w:rFonts w:ascii="Times New Roman" w:hAnsi="Times New Roman" w:cs="Times New Roman"/>
+          <w:b/>
+          <w:sz w:val="24"/>
+          <w:szCs w:val="24"/>
+        </w:rPr>
+        <w:t>.0</w:t>
+      </w:r>
+    </w:p>
+    <w:p>
+      <w:pPr>
+        <w:jc w:val="both"/>
+        <w:rPr>
+          <w:rFonts w:ascii="Times New Roman" w:hAnsi="Times New Roman" w:cs="Times New Roman"/>
+          <w:sz w:val="24"/>
+          <w:szCs w:val="24"/>
+        </w:rPr>
+      </w:pPr>
+      <w:r>
+        <w:rPr>
+          <w:rFonts w:ascii="Times New Roman" w:hAnsi="Times New Roman" w:cs="Times New Roman"/>
+          <w:sz w:val="24"/>
+          <w:szCs w:val="24"/>
+        </w:rPr>
+        <w:t xml:space="preserve">Так же необходимо установить веб-сервер для разработки. В связке с </w:t>
       </w:r>
       <w:r>
         <w:rPr>
@@ -79,61 +367,6 @@
         </w:rPr>
         <w:t>FastAPI</w:t>
       </w:r>
-    </w:p>
-    <w:p>
-      <w:pPr>
-        <w:rPr>
-          <w:rFonts w:ascii="Times New Roman" w:hAnsi="Times New Roman" w:cs="Times New Roman"/>
-          <w:sz w:val="24"/>
-          <w:szCs w:val="24"/>
-        </w:rPr>
-      </w:pPr>
-    </w:p>
-    <w:p>
-      <w:pPr>
-        <w:rPr>
-          <w:rFonts w:ascii="Times New Roman" w:hAnsi="Times New Roman" w:cs="Times New Roman"/>
-          <w:sz w:val="24"/>
-          <w:szCs w:val="24"/>
-        </w:rPr>
-      </w:pPr>
-      <w:r>
-        <w:rPr>
-          <w:rFonts w:ascii="Times New Roman" w:hAnsi="Times New Roman" w:cs="Times New Roman"/>
-          <w:sz w:val="24"/>
-          <w:szCs w:val="24"/>
-          <w:highlight w:val="green"/>
-        </w:rPr>
-        <w:t>Урок 2: Обзор фреймворка</w:t>
-      </w:r>
-    </w:p>
-    <w:p>
-      <w:pPr>
-        <w:rPr>
-          <w:rFonts w:ascii="Times New Roman" w:hAnsi="Times New Roman" w:cs="Times New Roman"/>
-          <w:sz w:val="24"/>
-          <w:szCs w:val="24"/>
-        </w:rPr>
-      </w:pPr>
-      <w:proofErr w:type="gramStart"/>
-      <w:r>
-        <w:rPr>
-          <w:rFonts w:ascii="Times New Roman" w:hAnsi="Times New Roman" w:cs="Times New Roman"/>
-          <w:sz w:val="24"/>
-          <w:szCs w:val="24"/>
-          <w:lang w:val="en-US"/>
-        </w:rPr>
-        <w:t>FastAPI</w:t>
-      </w:r>
-      <w:r>
-        <w:rPr>
-          <w:rFonts w:ascii="Times New Roman" w:hAnsi="Times New Roman" w:cs="Times New Roman"/>
-          <w:sz w:val="24"/>
-          <w:szCs w:val="24"/>
-        </w:rPr>
-        <w:t xml:space="preserve">  -</w:t>
-      </w:r>
-      <w:proofErr w:type="gramEnd"/>
       <w:r>
         <w:rPr>
           <w:rFonts w:ascii="Times New Roman" w:hAnsi="Times New Roman" w:cs="Times New Roman"/>
@@ -148,93 +381,49 @@
           <w:sz w:val="24"/>
           <w:szCs w:val="24"/>
         </w:rPr>
-        <w:t xml:space="preserve">это асинхронный веб-фреймворк разработанный в 2018 году на базе 2-ух фреймворков – </w:t>
-      </w:r>
-      <w:r>
-        <w:rPr>
-          <w:rFonts w:ascii="Times New Roman" w:hAnsi="Times New Roman" w:cs="Times New Roman"/>
-          <w:sz w:val="24"/>
-          <w:szCs w:val="24"/>
-          <w:lang w:val="en-US"/>
-        </w:rPr>
-        <w:t>Starlette</w:t>
-      </w:r>
-      <w:r>
-        <w:rPr>
-          <w:rFonts w:ascii="Times New Roman" w:hAnsi="Times New Roman" w:cs="Times New Roman"/>
-          <w:sz w:val="24"/>
-          <w:szCs w:val="24"/>
-        </w:rPr>
-        <w:t xml:space="preserve"> (</w:t>
-      </w:r>
-      <w:r>
-        <w:rPr>
-          <w:rFonts w:ascii="Times New Roman" w:hAnsi="Times New Roman" w:cs="Times New Roman"/>
-          <w:sz w:val="24"/>
-          <w:szCs w:val="24"/>
-        </w:rPr>
-        <w:t xml:space="preserve">отвечает за веб часть) и </w:t>
-      </w:r>
-      <w:r>
-        <w:rPr>
-          <w:rFonts w:ascii="Times New Roman" w:hAnsi="Times New Roman" w:cs="Times New Roman"/>
-          <w:sz w:val="24"/>
-          <w:szCs w:val="24"/>
-          <w:lang w:val="en-US"/>
-        </w:rPr>
-        <w:t>Pydentic</w:t>
-      </w:r>
-      <w:r>
-        <w:rPr>
-          <w:rFonts w:ascii="Times New Roman" w:hAnsi="Times New Roman" w:cs="Times New Roman"/>
-          <w:sz w:val="24"/>
-          <w:szCs w:val="24"/>
-        </w:rPr>
-        <w:t xml:space="preserve"> (</w:t>
-      </w:r>
-      <w:r>
-        <w:rPr>
-          <w:rFonts w:ascii="Times New Roman" w:hAnsi="Times New Roman" w:cs="Times New Roman"/>
-          <w:sz w:val="24"/>
-          <w:szCs w:val="24"/>
-        </w:rPr>
-        <w:t xml:space="preserve">отвечает за работу с данными). </w:t>
-      </w:r>
-    </w:p>
-    <w:p>
-      <w:pPr>
-        <w:rPr>
-          <w:rFonts w:ascii="Times New Roman" w:hAnsi="Times New Roman" w:cs="Times New Roman"/>
-          <w:sz w:val="24"/>
-          <w:szCs w:val="24"/>
-        </w:rPr>
-      </w:pPr>
-    </w:p>
-    <w:p>
-      <w:pPr>
-        <w:rPr>
-          <w:rFonts w:ascii="Times New Roman" w:hAnsi="Times New Roman" w:cs="Times New Roman"/>
-          <w:sz w:val="24"/>
-          <w:szCs w:val="24"/>
-        </w:rPr>
-      </w:pPr>
-      <w:r>
-        <w:rPr>
-          <w:rFonts w:ascii="Times New Roman" w:hAnsi="Times New Roman" w:cs="Times New Roman"/>
-          <w:sz w:val="24"/>
-          <w:szCs w:val="24"/>
-          <w:highlight w:val="green"/>
-        </w:rPr>
-        <w:t xml:space="preserve">Урок 3: Установка, </w:t>
-      </w:r>
-      <w:r>
-        <w:rPr>
-          <w:rFonts w:ascii="Times New Roman" w:hAnsi="Times New Roman" w:cs="Times New Roman"/>
-          <w:sz w:val="24"/>
-          <w:szCs w:val="24"/>
-          <w:highlight w:val="green"/>
-        </w:rPr>
-        <w:t>запуск, документация приложения</w:t>
+        <w:t xml:space="preserve">обычно используют </w:t>
+      </w:r>
+      <w:r>
+        <w:rPr>
+          <w:rFonts w:ascii="Times New Roman" w:hAnsi="Times New Roman" w:cs="Times New Roman"/>
+          <w:sz w:val="24"/>
+          <w:szCs w:val="24"/>
+          <w:lang w:val="en-US"/>
+        </w:rPr>
+        <w:t>Uvicorn</w:t>
+      </w:r>
+      <w:r>
+        <w:rPr>
+          <w:rFonts w:ascii="Times New Roman" w:hAnsi="Times New Roman" w:cs="Times New Roman"/>
+          <w:sz w:val="24"/>
+          <w:szCs w:val="24"/>
+        </w:rPr>
+        <w:t xml:space="preserve">. Это </w:t>
+      </w:r>
+      <w:r>
+        <w:rPr>
+          <w:rFonts w:ascii="Times New Roman" w:hAnsi="Times New Roman" w:cs="Times New Roman"/>
+          <w:sz w:val="24"/>
+          <w:szCs w:val="24"/>
+          <w:lang w:val="en-US"/>
+        </w:rPr>
+        <w:t>ASGI</w:t>
+      </w:r>
+      <w:r>
+        <w:rPr>
+          <w:rFonts w:ascii="Times New Roman" w:hAnsi="Times New Roman" w:cs="Times New Roman"/>
+          <w:sz w:val="24"/>
+          <w:szCs w:val="24"/>
+        </w:rPr>
+        <w:t xml:space="preserve"> </w:t>
+      </w:r>
+      <w:r>
+        <w:rPr>
+          <w:rFonts w:ascii="Times New Roman" w:hAnsi="Times New Roman" w:cs="Times New Roman"/>
+          <w:sz w:val="24"/>
+          <w:szCs w:val="24"/>
+        </w:rPr>
+        <w:t>веб-сервер, который поддерживает асинхронное взаимодействие.</w:t>
       </w:r>
     </w:p>
     <w:p>
@@ -260,7 +449,7 @@
           <w:szCs w:val="24"/>
           <w:lang w:val="en-US"/>
         </w:rPr>
-        <w:t>FastAPI</w:t>
+        <w:t>Uvicorn</w:t>
       </w:r>
       <w:r>
         <w:rPr>
@@ -276,7 +465,6 @@
           <w:b/>
           <w:sz w:val="24"/>
           <w:szCs w:val="24"/>
-          <w:highlight w:val="lightGray"/>
           <w:lang w:val="en-US"/>
         </w:rPr>
         <w:t>pip</w:t>
@@ -287,7 +475,6 @@
           <w:b/>
           <w:sz w:val="24"/>
           <w:szCs w:val="24"/>
-          <w:highlight w:val="lightGray"/>
         </w:rPr>
         <w:t xml:space="preserve"> </w:t>
       </w:r>
@@ -297,7 +484,6 @@
           <w:b/>
           <w:sz w:val="24"/>
           <w:szCs w:val="24"/>
-          <w:highlight w:val="lightGray"/>
           <w:lang w:val="en-US"/>
         </w:rPr>
         <w:t>install</w:t>
@@ -308,208 +494,6 @@
           <w:b/>
           <w:sz w:val="24"/>
           <w:szCs w:val="24"/>
-          <w:highlight w:val="lightGray"/>
-        </w:rPr>
-        <w:t xml:space="preserve"> </w:t>
-      </w:r>
-      <w:r>
-        <w:rPr>
-          <w:rFonts w:ascii="Times New Roman" w:hAnsi="Times New Roman" w:cs="Times New Roman"/>
-          <w:b/>
-          <w:sz w:val="24"/>
-          <w:szCs w:val="24"/>
-          <w:highlight w:val="lightGray"/>
-          <w:lang w:val="en-US"/>
-        </w:rPr>
-        <w:t>fastapi</w:t>
-      </w:r>
-      <w:r>
-        <w:rPr>
-          <w:rFonts w:ascii="Times New Roman" w:hAnsi="Times New Roman" w:cs="Times New Roman"/>
-          <w:b/>
-          <w:sz w:val="24"/>
-          <w:szCs w:val="24"/>
-          <w:highlight w:val="lightGray"/>
-        </w:rPr>
-        <w:t>==0.</w:t>
-      </w:r>
-      <w:r>
-        <w:rPr>
-          <w:rFonts w:ascii="Times New Roman" w:hAnsi="Times New Roman" w:cs="Times New Roman"/>
-          <w:b/>
-          <w:sz w:val="24"/>
-          <w:szCs w:val="24"/>
-          <w:highlight w:val="lightGray"/>
-        </w:rPr>
-        <w:t>78</w:t>
-      </w:r>
-      <w:r>
-        <w:rPr>
-          <w:rFonts w:ascii="Times New Roman" w:hAnsi="Times New Roman" w:cs="Times New Roman"/>
-          <w:b/>
-          <w:sz w:val="24"/>
-          <w:szCs w:val="24"/>
-          <w:highlight w:val="lightGray"/>
-        </w:rPr>
-        <w:t>.0</w:t>
-      </w:r>
-    </w:p>
-    <w:p>
-      <w:pPr>
-        <w:rPr>
-          <w:rFonts w:ascii="Times New Roman" w:hAnsi="Times New Roman" w:cs="Times New Roman"/>
-          <w:sz w:val="24"/>
-          <w:szCs w:val="24"/>
-        </w:rPr>
-      </w:pPr>
-      <w:r>
-        <w:rPr>
-          <w:rFonts w:ascii="Times New Roman" w:hAnsi="Times New Roman" w:cs="Times New Roman"/>
-          <w:sz w:val="24"/>
-          <w:szCs w:val="24"/>
-        </w:rPr>
-        <w:t xml:space="preserve">Так же необходимо установить веб-сервер для разработки. В связке с </w:t>
-      </w:r>
-      <w:r>
-        <w:rPr>
-          <w:rFonts w:ascii="Times New Roman" w:hAnsi="Times New Roman" w:cs="Times New Roman"/>
-          <w:sz w:val="24"/>
-          <w:szCs w:val="24"/>
-          <w:lang w:val="en-US"/>
-        </w:rPr>
-        <w:t>FastAPI</w:t>
-      </w:r>
-      <w:r>
-        <w:rPr>
-          <w:rFonts w:ascii="Times New Roman" w:hAnsi="Times New Roman" w:cs="Times New Roman"/>
-          <w:sz w:val="24"/>
-          <w:szCs w:val="24"/>
-        </w:rPr>
-        <w:t xml:space="preserve"> </w:t>
-      </w:r>
-      <w:r>
-        <w:rPr>
-          <w:rFonts w:ascii="Times New Roman" w:hAnsi="Times New Roman" w:cs="Times New Roman"/>
-          <w:sz w:val="24"/>
-          <w:szCs w:val="24"/>
-        </w:rPr>
-        <w:t xml:space="preserve">обычно используют </w:t>
-      </w:r>
-      <w:r>
-        <w:rPr>
-          <w:rFonts w:ascii="Times New Roman" w:hAnsi="Times New Roman" w:cs="Times New Roman"/>
-          <w:sz w:val="24"/>
-          <w:szCs w:val="24"/>
-          <w:lang w:val="en-US"/>
-        </w:rPr>
-        <w:t>Uvicorn</w:t>
-      </w:r>
-      <w:r>
-        <w:rPr>
-          <w:rFonts w:ascii="Times New Roman" w:hAnsi="Times New Roman" w:cs="Times New Roman"/>
-          <w:sz w:val="24"/>
-          <w:szCs w:val="24"/>
-        </w:rPr>
-        <w:t xml:space="preserve">. Это </w:t>
-      </w:r>
-      <w:r>
-        <w:rPr>
-          <w:rFonts w:ascii="Times New Roman" w:hAnsi="Times New Roman" w:cs="Times New Roman"/>
-          <w:sz w:val="24"/>
-          <w:szCs w:val="24"/>
-          <w:lang w:val="en-US"/>
-        </w:rPr>
-        <w:t>ASGI</w:t>
-      </w:r>
-      <w:r>
-        <w:rPr>
-          <w:rFonts w:ascii="Times New Roman" w:hAnsi="Times New Roman" w:cs="Times New Roman"/>
-          <w:sz w:val="24"/>
-          <w:szCs w:val="24"/>
-        </w:rPr>
-        <w:t xml:space="preserve"> </w:t>
-      </w:r>
-      <w:r>
-        <w:rPr>
-          <w:rFonts w:ascii="Times New Roman" w:hAnsi="Times New Roman" w:cs="Times New Roman"/>
-          <w:sz w:val="24"/>
-          <w:szCs w:val="24"/>
-        </w:rPr>
-        <w:t>веб-сервер, который поддерживает асинхронное взаимодействие.</w:t>
-      </w:r>
-    </w:p>
-    <w:p>
-      <w:pPr>
-        <w:rPr>
-          <w:rFonts w:ascii="Times New Roman" w:hAnsi="Times New Roman" w:cs="Times New Roman"/>
-          <w:sz w:val="24"/>
-          <w:szCs w:val="24"/>
-        </w:rPr>
-      </w:pPr>
-      <w:r>
-        <w:rPr>
-          <w:rFonts w:ascii="Times New Roman" w:hAnsi="Times New Roman" w:cs="Times New Roman"/>
-          <w:sz w:val="24"/>
-          <w:szCs w:val="24"/>
-        </w:rPr>
-        <w:t xml:space="preserve">Пример команды для установки </w:t>
-      </w:r>
-      <w:r>
-        <w:rPr>
-          <w:rFonts w:ascii="Times New Roman" w:hAnsi="Times New Roman" w:cs="Times New Roman"/>
-          <w:sz w:val="24"/>
-          <w:szCs w:val="24"/>
-          <w:lang w:val="en-US"/>
-        </w:rPr>
-        <w:t>Uvicorn</w:t>
-      </w:r>
-      <w:r>
-        <w:rPr>
-          <w:rFonts w:ascii="Times New Roman" w:hAnsi="Times New Roman" w:cs="Times New Roman"/>
-          <w:sz w:val="24"/>
-          <w:szCs w:val="24"/>
-        </w:rPr>
-        <w:t xml:space="preserve">: </w:t>
-      </w:r>
-      <w:r>
-        <w:rPr>
-          <w:rFonts w:ascii="Times New Roman" w:hAnsi="Times New Roman" w:cs="Times New Roman"/>
-          <w:b/>
-          <w:sz w:val="24"/>
-          <w:szCs w:val="24"/>
-          <w:highlight w:val="lightGray"/>
-          <w:lang w:val="en-US"/>
-        </w:rPr>
-        <w:t>pip</w:t>
-      </w:r>
-      <w:r>
-        <w:rPr>
-          <w:rFonts w:ascii="Times New Roman" w:hAnsi="Times New Roman" w:cs="Times New Roman"/>
-          <w:b/>
-          <w:sz w:val="24"/>
-          <w:szCs w:val="24"/>
-          <w:highlight w:val="lightGray"/>
-        </w:rPr>
-        <w:t xml:space="preserve"> </w:t>
-      </w:r>
-      <w:r>
-        <w:rPr>
-          <w:rFonts w:ascii="Times New Roman" w:hAnsi="Times New Roman" w:cs="Times New Roman"/>
-          <w:b/>
-          <w:sz w:val="24"/>
-          <w:szCs w:val="24"/>
-          <w:highlight w:val="lightGray"/>
-          <w:lang w:val="en-US"/>
-        </w:rPr>
-        <w:t>install</w:t>
-      </w:r>
-      <w:r>
-        <w:rPr>
-          <w:rFonts w:ascii="Times New Roman" w:hAnsi="Times New Roman" w:cs="Times New Roman"/>
-          <w:b/>
-          <w:sz w:val="24"/>
-          <w:szCs w:val="24"/>
-          <w:highlight w:val="lightGray"/>
         </w:rPr>
         <w:t xml:space="preserve"> “</w:t>
       </w:r>
@@ -519,7 +503,6 @@
           <w:b/>
           <w:sz w:val="24"/>
           <w:szCs w:val="24"/>
-          <w:highlight w:val="lightGray"/>
           <w:lang w:val="en-US"/>
         </w:rPr>
         <w:t>uvicorn</w:t>
@@ -530,7 +513,6 @@
           <w:b/>
           <w:sz w:val="24"/>
           <w:szCs w:val="24"/>
-          <w:highlight w:val="lightGray"/>
         </w:rPr>
         <w:t>[</w:t>
       </w:r>
@@ -540,7 +522,6 @@
           <w:b/>
           <w:sz w:val="24"/>
           <w:szCs w:val="24"/>
-          <w:highlight w:val="lightGray"/>
           <w:lang w:val="en-US"/>
         </w:rPr>
         <w:t>standard</w:t>
@@ -551,7 +532,6 @@
           <w:b/>
           <w:sz w:val="24"/>
           <w:szCs w:val="24"/>
-          <w:highlight w:val="lightGray"/>
         </w:rPr>
         <w:t>]==0.17.6”</w:t>
       </w:r>
@@ -660,21 +640,19 @@
     </w:p>
     <w:p>
       <w:pPr>
-        <w:shd w:val="clear" w:color="auto" w:fill="D0CECE" w:themeFill="background2" w:themeFillShade="E6"/>
-        <w:rPr>
-          <w:rFonts w:ascii="Times New Roman" w:hAnsi="Times New Roman" w:cs="Times New Roman"/>
-          <w:sz w:val="24"/>
-          <w:szCs w:val="24"/>
-          <w:highlight w:val="lightGray"/>
-          <w:lang w:val="en-US"/>
-        </w:rPr>
-      </w:pPr>
-      <w:r>
-        <w:rPr>
-          <w:rFonts w:ascii="Times New Roman" w:hAnsi="Times New Roman" w:cs="Times New Roman"/>
-          <w:sz w:val="24"/>
-          <w:szCs w:val="24"/>
-          <w:highlight w:val="lightGray"/>
+        <w:shd w:val="clear" w:color="auto" w:fill="FFF2CC" w:themeFill="accent4" w:themeFillTint="33"/>
+        <w:rPr>
+          <w:rFonts w:ascii="Times New Roman" w:hAnsi="Times New Roman" w:cs="Times New Roman"/>
+          <w:sz w:val="24"/>
+          <w:szCs w:val="24"/>
+          <w:lang w:val="en-US"/>
+        </w:rPr>
+      </w:pPr>
+      <w:r>
+        <w:rPr>
+          <w:rFonts w:ascii="Times New Roman" w:hAnsi="Times New Roman" w:cs="Times New Roman"/>
+          <w:sz w:val="24"/>
+          <w:szCs w:val="24"/>
           <w:lang w:val="en-US"/>
         </w:rPr>
         <w:t>from fastapi import FastAPI</w:t>
@@ -682,21 +660,19 @@
     </w:p>
     <w:p>
       <w:pPr>
-        <w:shd w:val="clear" w:color="auto" w:fill="D0CECE" w:themeFill="background2" w:themeFillShade="E6"/>
-        <w:rPr>
-          <w:rFonts w:ascii="Times New Roman" w:hAnsi="Times New Roman" w:cs="Times New Roman"/>
-          <w:sz w:val="24"/>
-          <w:szCs w:val="24"/>
-          <w:highlight w:val="lightGray"/>
-          <w:lang w:val="en-US"/>
-        </w:rPr>
-      </w:pPr>
-      <w:r>
-        <w:rPr>
-          <w:rFonts w:ascii="Times New Roman" w:hAnsi="Times New Roman" w:cs="Times New Roman"/>
-          <w:sz w:val="24"/>
-          <w:szCs w:val="24"/>
-          <w:highlight w:val="lightGray"/>
+        <w:shd w:val="clear" w:color="auto" w:fill="FFF2CC" w:themeFill="accent4" w:themeFillTint="33"/>
+        <w:rPr>
+          <w:rFonts w:ascii="Times New Roman" w:hAnsi="Times New Roman" w:cs="Times New Roman"/>
+          <w:sz w:val="24"/>
+          <w:szCs w:val="24"/>
+          <w:lang w:val="en-US"/>
+        </w:rPr>
+      </w:pPr>
+      <w:r>
+        <w:rPr>
+          <w:rFonts w:ascii="Times New Roman" w:hAnsi="Times New Roman" w:cs="Times New Roman"/>
+          <w:sz w:val="24"/>
+          <w:szCs w:val="24"/>
           <w:lang w:val="en-US"/>
         </w:rPr>
         <w:t xml:space="preserve">app = </w:t>
@@ -707,7 +683,6 @@
           <w:rFonts w:ascii="Times New Roman" w:hAnsi="Times New Roman" w:cs="Times New Roman"/>
           <w:sz w:val="24"/>
           <w:szCs w:val="24"/>
-          <w:highlight w:val="lightGray"/>
           <w:lang w:val="en-US"/>
         </w:rPr>
         <w:t>FastAPI(</w:t>
@@ -718,7 +693,6 @@
           <w:rFonts w:ascii="Times New Roman" w:hAnsi="Times New Roman" w:cs="Times New Roman"/>
           <w:sz w:val="24"/>
           <w:szCs w:val="24"/>
-          <w:highlight w:val="lightGray"/>
           <w:lang w:val="en-US"/>
         </w:rPr>
         <w:t>)</w:t>
@@ -726,20 +700,19 @@
     </w:p>
     <w:p>
       <w:pPr>
-        <w:shd w:val="clear" w:color="auto" w:fill="D0CECE" w:themeFill="background2" w:themeFillShade="E6"/>
-        <w:rPr>
-          <w:rFonts w:ascii="Times New Roman" w:hAnsi="Times New Roman" w:cs="Times New Roman"/>
-          <w:sz w:val="24"/>
-          <w:szCs w:val="24"/>
-          <w:lang w:val="en-US"/>
-        </w:rPr>
-      </w:pPr>
-      <w:r>
-        <w:rPr>
-          <w:rFonts w:ascii="Times New Roman" w:hAnsi="Times New Roman" w:cs="Times New Roman"/>
-          <w:sz w:val="24"/>
-          <w:szCs w:val="24"/>
-          <w:highlight w:val="lightGray"/>
+        <w:shd w:val="clear" w:color="auto" w:fill="FFF2CC" w:themeFill="accent4" w:themeFillTint="33"/>
+        <w:rPr>
+          <w:rFonts w:ascii="Times New Roman" w:hAnsi="Times New Roman" w:cs="Times New Roman"/>
+          <w:sz w:val="24"/>
+          <w:szCs w:val="24"/>
+          <w:lang w:val="en-US"/>
+        </w:rPr>
+      </w:pPr>
+      <w:r>
+        <w:rPr>
+          <w:rFonts w:ascii="Times New Roman" w:hAnsi="Times New Roman" w:cs="Times New Roman"/>
+          <w:sz w:val="24"/>
+          <w:szCs w:val="24"/>
           <w:lang w:val="en-US"/>
         </w:rPr>
         <w:t>@app.get(‘/’)</w:t>
@@ -749,7 +722,6 @@
           <w:rFonts w:ascii="Times New Roman" w:hAnsi="Times New Roman" w:cs="Times New Roman"/>
           <w:sz w:val="24"/>
           <w:szCs w:val="24"/>
-          <w:highlight w:val="lightGray"/>
           <w:lang w:val="en-US"/>
         </w:rPr>
         <w:br/>
@@ -760,7 +732,6 @@
           <w:rFonts w:ascii="Times New Roman" w:hAnsi="Times New Roman" w:cs="Times New Roman"/>
           <w:sz w:val="24"/>
           <w:szCs w:val="24"/>
-          <w:highlight w:val="lightGray"/>
           <w:lang w:val="en-US"/>
         </w:rPr>
         <w:br/>
@@ -770,7 +741,6 @@
           <w:rFonts w:ascii="Times New Roman" w:hAnsi="Times New Roman" w:cs="Times New Roman"/>
           <w:sz w:val="24"/>
           <w:szCs w:val="24"/>
-          <w:highlight w:val="lightGray"/>
           <w:lang w:val="en-US"/>
         </w:rPr>
         <w:tab/>
@@ -799,7 +769,6 @@
           <w:b/>
           <w:sz w:val="24"/>
           <w:szCs w:val="24"/>
-          <w:highlight w:val="lightGray"/>
           <w:lang w:val="en-US"/>
         </w:rPr>
         <w:t>uvicorn</w:t>
@@ -810,7 +779,6 @@
           <w:b/>
           <w:sz w:val="24"/>
           <w:szCs w:val="24"/>
-          <w:highlight w:val="lightGray"/>
         </w:rPr>
         <w:t xml:space="preserve"> </w:t>
       </w:r>
@@ -821,7 +789,6 @@
           <w:b/>
           <w:sz w:val="24"/>
           <w:szCs w:val="24"/>
-          <w:highlight w:val="lightGray"/>
           <w:lang w:val="en-US"/>
         </w:rPr>
         <w:t>main</w:t>
@@ -832,7 +799,6 @@
           <w:b/>
           <w:sz w:val="24"/>
           <w:szCs w:val="24"/>
-          <w:highlight w:val="lightGray"/>
         </w:rPr>
         <w:t>:</w:t>
       </w:r>
@@ -842,7 +808,6 @@
           <w:b/>
           <w:sz w:val="24"/>
           <w:szCs w:val="24"/>
-          <w:highlight w:val="lightGray"/>
           <w:lang w:val="en-US"/>
         </w:rPr>
         <w:t>app</w:t>
@@ -890,7 +855,6 @@
           <w:b/>
           <w:sz w:val="24"/>
           <w:szCs w:val="24"/>
-          <w:highlight w:val="lightGray"/>
           <w:lang w:val="en-US"/>
         </w:rPr>
         <w:t>uvicorn</w:t>
@@ -901,7 +865,6 @@
           <w:b/>
           <w:sz w:val="24"/>
           <w:szCs w:val="24"/>
-          <w:highlight w:val="lightGray"/>
         </w:rPr>
         <w:t xml:space="preserve"> </w:t>
       </w:r>
@@ -912,7 +875,6 @@
           <w:b/>
           <w:sz w:val="24"/>
           <w:szCs w:val="24"/>
-          <w:highlight w:val="lightGray"/>
           <w:lang w:val="en-US"/>
         </w:rPr>
         <w:t>main</w:t>
@@ -923,7 +885,6 @@
           <w:b/>
           <w:sz w:val="24"/>
           <w:szCs w:val="24"/>
-          <w:highlight w:val="lightGray"/>
         </w:rPr>
         <w:t>:</w:t>
       </w:r>
@@ -933,7 +894,6 @@
           <w:b/>
           <w:sz w:val="24"/>
           <w:szCs w:val="24"/>
-          <w:highlight w:val="lightGray"/>
           <w:lang w:val="en-US"/>
         </w:rPr>
         <w:t>app</w:t>
@@ -945,7 +905,6 @@
           <w:b/>
           <w:sz w:val="24"/>
           <w:szCs w:val="24"/>
-          <w:highlight w:val="lightGray"/>
         </w:rPr>
         <w:t xml:space="preserve"> –</w:t>
       </w:r>
@@ -955,7 +914,6 @@
           <w:b/>
           <w:sz w:val="24"/>
           <w:szCs w:val="24"/>
-          <w:highlight w:val="lightGray"/>
           <w:lang w:val="en-US"/>
         </w:rPr>
         <w:t>reload</w:t>
@@ -1066,7 +1024,9 @@
     </w:p>
     <w:p>
       <w:pPr>
-        <w:rPr>
+        <w:spacing w:after="480"/>
+        <w:rPr>
+          <w:rStyle w:val="a3"/>
           <w:rFonts w:ascii="Times New Roman" w:hAnsi="Times New Roman" w:cs="Times New Roman"/>
           <w:sz w:val="24"/>
           <w:szCs w:val="24"/>
@@ -1097,27 +1057,41 @@
     </w:p>
     <w:p>
       <w:pPr>
-        <w:rPr>
-          <w:rFonts w:ascii="Times New Roman" w:hAnsi="Times New Roman" w:cs="Times New Roman"/>
-          <w:sz w:val="24"/>
-          <w:szCs w:val="24"/>
-        </w:rPr>
-      </w:pPr>
-      <w:r>
-        <w:rPr>
-          <w:rFonts w:ascii="Times New Roman" w:hAnsi="Times New Roman" w:cs="Times New Roman"/>
-          <w:sz w:val="24"/>
-          <w:szCs w:val="24"/>
-          <w:highlight w:val="green"/>
-        </w:rPr>
+        <w:spacing w:after="480"/>
+        <w:rPr>
+          <w:rFonts w:ascii="Times New Roman" w:hAnsi="Times New Roman" w:cs="Times New Roman"/>
+          <w:sz w:val="24"/>
+          <w:szCs w:val="24"/>
+          <w:lang w:val="en-US"/>
+        </w:rPr>
+      </w:pPr>
+    </w:p>
+    <w:p>
+      <w:pPr>
+        <w:shd w:val="clear" w:color="auto" w:fill="C5E0B3" w:themeFill="accent6" w:themeFillTint="66"/>
+        <w:rPr>
+          <w:rFonts w:ascii="Times New Roman" w:hAnsi="Times New Roman" w:cs="Times New Roman"/>
+          <w:b/>
+          <w:sz w:val="24"/>
+          <w:szCs w:val="24"/>
+        </w:rPr>
+      </w:pPr>
+      <w:r>
+        <w:rPr>
+          <w:rFonts w:ascii="Times New Roman" w:hAnsi="Times New Roman" w:cs="Times New Roman"/>
+          <w:b/>
+          <w:sz w:val="24"/>
+          <w:szCs w:val="24"/>
+        </w:rPr>
+        <w:lastRenderedPageBreak/>
         <w:t xml:space="preserve">Урок 4: </w:t>
       </w:r>
       <w:r>
         <w:rPr>
           <w:rFonts w:ascii="Times New Roman" w:hAnsi="Times New Roman" w:cs="Times New Roman"/>
-          <w:sz w:val="24"/>
-          <w:szCs w:val="24"/>
-          <w:highlight w:val="green"/>
+          <w:b/>
+          <w:sz w:val="24"/>
+          <w:szCs w:val="24"/>
           <w:lang w:val="en-US"/>
         </w:rPr>
         <w:t>GET</w:t>
@@ -1125,9 +1099,9 @@
       <w:r>
         <w:rPr>
           <w:rFonts w:ascii="Times New Roman" w:hAnsi="Times New Roman" w:cs="Times New Roman"/>
-          <w:sz w:val="24"/>
-          <w:szCs w:val="24"/>
-          <w:highlight w:val="green"/>
+          <w:b/>
+          <w:sz w:val="24"/>
+          <w:szCs w:val="24"/>
         </w:rPr>
         <w:t>-запросы и параметры. Аннотации типов.</w:t>
       </w:r>
@@ -1164,6 +1138,7 @@
         </w:rPr>
         <w:t>@</w:t>
       </w:r>
+      <w:proofErr w:type="gramStart"/>
       <w:r>
         <w:rPr>
           <w:rFonts w:ascii="Times New Roman" w:hAnsi="Times New Roman" w:cs="Times New Roman"/>
@@ -1181,22 +1156,22 @@
         </w:rPr>
         <w:t>.  :</w:t>
       </w:r>
-    </w:p>
-    <w:p>
-      <w:pPr>
-        <w:rPr>
-          <w:rFonts w:ascii="Times New Roman" w:hAnsi="Times New Roman" w:cs="Times New Roman"/>
-          <w:sz w:val="24"/>
-          <w:szCs w:val="24"/>
-        </w:rPr>
-      </w:pPr>
-      <w:r>
-        <w:rPr>
-          <w:rFonts w:ascii="Times New Roman" w:hAnsi="Times New Roman" w:cs="Times New Roman"/>
-          <w:sz w:val="24"/>
-          <w:szCs w:val="24"/>
-        </w:rPr>
-        <w:lastRenderedPageBreak/>
+      <w:proofErr w:type="gramEnd"/>
+    </w:p>
+    <w:p>
+      <w:pPr>
+        <w:rPr>
+          <w:rFonts w:ascii="Times New Roman" w:hAnsi="Times New Roman" w:cs="Times New Roman"/>
+          <w:sz w:val="24"/>
+          <w:szCs w:val="24"/>
+        </w:rPr>
+      </w:pPr>
+      <w:r>
+        <w:rPr>
+          <w:rFonts w:ascii="Times New Roman" w:hAnsi="Times New Roman" w:cs="Times New Roman"/>
+          <w:sz w:val="24"/>
+          <w:szCs w:val="24"/>
+        </w:rPr>
         <w:t>.</w:t>
       </w:r>
       <w:r>
@@ -1379,23 +1354,34 @@
     </w:p>
     <w:p>
       <w:pPr>
-        <w:rPr>
-          <w:rFonts w:ascii="Times New Roman" w:hAnsi="Times New Roman" w:cs="Times New Roman"/>
-          <w:sz w:val="24"/>
-          <w:szCs w:val="24"/>
-        </w:rPr>
-      </w:pPr>
-      <w:r>
-        <w:rPr>
-          <w:rFonts w:ascii="Times New Roman" w:hAnsi="Times New Roman" w:cs="Times New Roman"/>
-          <w:sz w:val="24"/>
-          <w:szCs w:val="24"/>
-        </w:rPr>
-        <w:t>Параметры, которые указываются в адресе через / называются параметры пути (</w:t>
-      </w:r>
-      <w:r>
-        <w:rPr>
-          <w:rFonts w:ascii="Times New Roman" w:hAnsi="Times New Roman" w:cs="Times New Roman"/>
+        <w:jc w:val="both"/>
+        <w:rPr>
+          <w:rFonts w:ascii="Times New Roman" w:hAnsi="Times New Roman" w:cs="Times New Roman"/>
+          <w:sz w:val="24"/>
+          <w:szCs w:val="24"/>
+        </w:rPr>
+      </w:pPr>
+      <w:r>
+        <w:rPr>
+          <w:rFonts w:ascii="Times New Roman" w:hAnsi="Times New Roman" w:cs="Times New Roman"/>
+          <w:sz w:val="24"/>
+          <w:szCs w:val="24"/>
+        </w:rPr>
+        <w:t xml:space="preserve">Параметры, которые указываются в адресе через / называются параметры пути </w:t>
+      </w:r>
+      <w:r>
+        <w:rPr>
+          <w:rFonts w:ascii="Times New Roman" w:hAnsi="Times New Roman" w:cs="Times New Roman"/>
+          <w:b/>
+          <w:sz w:val="24"/>
+          <w:szCs w:val="24"/>
+        </w:rPr>
+        <w:t>(</w:t>
+      </w:r>
+      <w:r>
+        <w:rPr>
+          <w:rFonts w:ascii="Times New Roman" w:hAnsi="Times New Roman" w:cs="Times New Roman"/>
+          <w:b/>
           <w:sz w:val="24"/>
           <w:szCs w:val="24"/>
           <w:lang w:val="en-US"/>
@@ -1405,6 +1391,7 @@
       <w:r>
         <w:rPr>
           <w:rFonts w:ascii="Times New Roman" w:hAnsi="Times New Roman" w:cs="Times New Roman"/>
+          <w:b/>
           <w:sz w:val="24"/>
           <w:szCs w:val="24"/>
         </w:rPr>
@@ -1413,6 +1400,7 @@
       <w:r>
         <w:rPr>
           <w:rFonts w:ascii="Times New Roman" w:hAnsi="Times New Roman" w:cs="Times New Roman"/>
+          <w:b/>
           <w:sz w:val="24"/>
           <w:szCs w:val="24"/>
           <w:lang w:val="en-US"/>
@@ -1454,7 +1442,7 @@
     </w:p>
     <w:p>
       <w:pPr>
-        <w:shd w:val="clear" w:color="auto" w:fill="D0CECE" w:themeFill="background2" w:themeFillShade="E6"/>
+        <w:shd w:val="clear" w:color="auto" w:fill="FFF2CC" w:themeFill="accent4" w:themeFillTint="33"/>
         <w:rPr>
           <w:rFonts w:ascii="Times New Roman" w:hAnsi="Times New Roman" w:cs="Times New Roman"/>
           <w:sz w:val="24"/>
@@ -1509,7 +1497,7 @@
     </w:p>
     <w:p>
       <w:pPr>
-        <w:shd w:val="clear" w:color="auto" w:fill="D0CECE" w:themeFill="background2" w:themeFillShade="E6"/>
+        <w:shd w:val="clear" w:color="auto" w:fill="FFF2CC" w:themeFill="accent4" w:themeFillTint="33"/>
         <w:rPr>
           <w:rFonts w:ascii="Times New Roman" w:hAnsi="Times New Roman" w:cs="Times New Roman"/>
           <w:sz w:val="24"/>
@@ -1549,7 +1537,7 @@
     </w:p>
     <w:p>
       <w:pPr>
-        <w:shd w:val="clear" w:color="auto" w:fill="D0CECE" w:themeFill="background2" w:themeFillShade="E6"/>
+        <w:shd w:val="clear" w:color="auto" w:fill="FFF2CC" w:themeFill="accent4" w:themeFillTint="33"/>
         <w:rPr>
           <w:rFonts w:ascii="Times New Roman" w:hAnsi="Times New Roman" w:cs="Times New Roman"/>
           <w:sz w:val="24"/>
@@ -1589,6 +1577,7 @@
     </w:p>
     <w:p>
       <w:pPr>
+        <w:jc w:val="both"/>
         <w:rPr>
           <w:rFonts w:ascii="Times New Roman" w:hAnsi="Times New Roman" w:cs="Times New Roman"/>
           <w:sz w:val="24"/>
@@ -1625,6 +1614,7 @@
     </w:p>
     <w:p>
       <w:pPr>
+        <w:jc w:val="both"/>
         <w:rPr>
           <w:rFonts w:ascii="Times New Roman" w:hAnsi="Times New Roman" w:cs="Times New Roman"/>
           <w:sz w:val="24"/>
@@ -1904,7 +1894,7 @@
     </w:p>
     <w:p>
       <w:pPr>
-        <w:shd w:val="clear" w:color="auto" w:fill="D0CECE" w:themeFill="background2" w:themeFillShade="E6"/>
+        <w:shd w:val="clear" w:color="auto" w:fill="FFF2CC" w:themeFill="accent4" w:themeFillTint="33"/>
         <w:rPr>
           <w:rFonts w:ascii="Times New Roman" w:hAnsi="Times New Roman" w:cs="Times New Roman"/>
           <w:sz w:val="24"/>
@@ -1924,7 +1914,7 @@
     </w:p>
     <w:p>
       <w:pPr>
-        <w:shd w:val="clear" w:color="auto" w:fill="D0CECE" w:themeFill="background2" w:themeFillShade="E6"/>
+        <w:shd w:val="clear" w:color="auto" w:fill="FFF2CC" w:themeFill="accent4" w:themeFillTint="33"/>
         <w:rPr>
           <w:rFonts w:ascii="Times New Roman" w:hAnsi="Times New Roman" w:cs="Times New Roman"/>
           <w:sz w:val="24"/>
@@ -1944,7 +1934,7 @@
     </w:p>
     <w:p>
       <w:pPr>
-        <w:shd w:val="clear" w:color="auto" w:fill="D0CECE" w:themeFill="background2" w:themeFillShade="E6"/>
+        <w:shd w:val="clear" w:color="auto" w:fill="FFF2CC" w:themeFill="accent4" w:themeFillTint="33"/>
         <w:rPr>
           <w:rFonts w:ascii="Times New Roman" w:hAnsi="Times New Roman" w:cs="Times New Roman"/>
           <w:sz w:val="24"/>
@@ -1984,7 +1974,7 @@
     </w:p>
     <w:p>
       <w:pPr>
-        <w:shd w:val="clear" w:color="auto" w:fill="D0CECE" w:themeFill="background2" w:themeFillShade="E6"/>
+        <w:shd w:val="clear" w:color="auto" w:fill="FFF2CC" w:themeFill="accent4" w:themeFillTint="33"/>
         <w:rPr>
           <w:rFonts w:ascii="Times New Roman" w:hAnsi="Times New Roman" w:cs="Times New Roman"/>
           <w:sz w:val="24"/>
@@ -2064,7 +2054,7 @@
     </w:p>
     <w:p>
       <w:pPr>
-        <w:shd w:val="clear" w:color="auto" w:fill="D0CECE" w:themeFill="background2" w:themeFillShade="E6"/>
+        <w:shd w:val="clear" w:color="auto" w:fill="FFF2CC" w:themeFill="accent4" w:themeFillTint="33"/>
         <w:rPr>
           <w:rFonts w:ascii="Times New Roman" w:hAnsi="Times New Roman" w:cs="Times New Roman"/>
           <w:sz w:val="24"/>
@@ -2110,28 +2100,29 @@
     </w:p>
     <w:p>
       <w:pPr>
-        <w:rPr>
-          <w:rFonts w:ascii="Times New Roman" w:hAnsi="Times New Roman" w:cs="Times New Roman"/>
-          <w:sz w:val="24"/>
-          <w:szCs w:val="24"/>
-        </w:rPr>
-      </w:pPr>
-      <w:r>
-        <w:rPr>
-          <w:rFonts w:ascii="Times New Roman" w:hAnsi="Times New Roman" w:cs="Times New Roman"/>
-          <w:sz w:val="24"/>
-          <w:szCs w:val="24"/>
-          <w:highlight w:val="green"/>
-        </w:rPr>
-        <w:lastRenderedPageBreak/>
+        <w:shd w:val="clear" w:color="auto" w:fill="C5E0B3" w:themeFill="accent6" w:themeFillTint="66"/>
+        <w:rPr>
+          <w:rFonts w:ascii="Times New Roman" w:hAnsi="Times New Roman" w:cs="Times New Roman"/>
+          <w:b/>
+          <w:sz w:val="24"/>
+          <w:szCs w:val="24"/>
+        </w:rPr>
+      </w:pPr>
+      <w:r>
+        <w:rPr>
+          <w:rFonts w:ascii="Times New Roman" w:hAnsi="Times New Roman" w:cs="Times New Roman"/>
+          <w:b/>
+          <w:sz w:val="24"/>
+          <w:szCs w:val="24"/>
+        </w:rPr>
         <w:t xml:space="preserve">Урок 5: </w:t>
       </w:r>
       <w:r>
         <w:rPr>
           <w:rFonts w:ascii="Times New Roman" w:hAnsi="Times New Roman" w:cs="Times New Roman"/>
-          <w:sz w:val="24"/>
-          <w:szCs w:val="24"/>
-          <w:highlight w:val="green"/>
+          <w:b/>
+          <w:sz w:val="24"/>
+          <w:szCs w:val="24"/>
           <w:lang w:val="en-US"/>
         </w:rPr>
         <w:t>Enum</w:t>
@@ -2139,9 +2130,9 @@
       <w:r>
         <w:rPr>
           <w:rFonts w:ascii="Times New Roman" w:hAnsi="Times New Roman" w:cs="Times New Roman"/>
-          <w:sz w:val="24"/>
-          <w:szCs w:val="24"/>
-          <w:highlight w:val="green"/>
+          <w:b/>
+          <w:sz w:val="24"/>
+          <w:szCs w:val="24"/>
         </w:rPr>
         <w:t>-параметры</w:t>
       </w:r>
@@ -2271,7 +2262,7 @@
     </w:p>
     <w:p>
       <w:pPr>
-        <w:shd w:val="clear" w:color="auto" w:fill="D9D9D9" w:themeFill="background1" w:themeFillShade="D9"/>
+        <w:shd w:val="clear" w:color="auto" w:fill="FFF2CC" w:themeFill="accent4" w:themeFillTint="33"/>
         <w:rPr>
           <w:rFonts w:ascii="Times New Roman" w:hAnsi="Times New Roman" w:cs="Times New Roman"/>
           <w:sz w:val="24"/>
@@ -2299,7 +2290,7 @@
     </w:p>
     <w:p>
       <w:pPr>
-        <w:shd w:val="clear" w:color="auto" w:fill="D9D9D9" w:themeFill="background1" w:themeFillShade="D9"/>
+        <w:shd w:val="clear" w:color="auto" w:fill="FFF2CC" w:themeFill="accent4" w:themeFillTint="33"/>
         <w:rPr>
           <w:rFonts w:ascii="Times New Roman" w:hAnsi="Times New Roman" w:cs="Times New Roman"/>
           <w:sz w:val="24"/>
@@ -2319,7 +2310,7 @@
     </w:p>
     <w:p>
       <w:pPr>
-        <w:shd w:val="clear" w:color="auto" w:fill="D9D9D9" w:themeFill="background1" w:themeFillShade="D9"/>
+        <w:shd w:val="clear" w:color="auto" w:fill="FFF2CC" w:themeFill="accent4" w:themeFillTint="33"/>
         <w:rPr>
           <w:rFonts w:ascii="Times New Roman" w:hAnsi="Times New Roman" w:cs="Times New Roman"/>
           <w:sz w:val="24"/>
@@ -2369,7 +2360,7 @@
     </w:p>
     <w:p>
       <w:pPr>
-        <w:shd w:val="clear" w:color="auto" w:fill="D9D9D9" w:themeFill="background1" w:themeFillShade="D9"/>
+        <w:shd w:val="clear" w:color="auto" w:fill="FFF2CC" w:themeFill="accent4" w:themeFillTint="33"/>
         <w:rPr>
           <w:rFonts w:ascii="Times New Roman" w:hAnsi="Times New Roman" w:cs="Times New Roman"/>
           <w:color w:val="385623" w:themeColor="accent6" w:themeShade="80"/>
@@ -2851,6 +2842,26 @@
     </w:p>
     <w:p>
       <w:pPr>
+        <w:shd w:val="clear" w:color="auto" w:fill="C5E0B3" w:themeFill="accent6" w:themeFillTint="66"/>
+        <w:rPr>
+          <w:rFonts w:ascii="Times New Roman" w:hAnsi="Times New Roman" w:cs="Times New Roman"/>
+          <w:b/>
+          <w:sz w:val="24"/>
+          <w:szCs w:val="24"/>
+        </w:rPr>
+      </w:pPr>
+      <w:r>
+        <w:rPr>
+          <w:rFonts w:ascii="Times New Roman" w:hAnsi="Times New Roman" w:cs="Times New Roman"/>
+          <w:b/>
+          <w:sz w:val="24"/>
+          <w:szCs w:val="24"/>
+        </w:rPr>
+        <w:t>Урок 6: Расширенные возможности документации</w:t>
+      </w:r>
+    </w:p>
+    <w:p>
+      <w:pPr>
         <w:shd w:val="clear" w:color="auto" w:fill="FFFFFF" w:themeFill="background1"/>
         <w:rPr>
           <w:rFonts w:ascii="Times New Roman" w:hAnsi="Times New Roman" w:cs="Times New Roman"/>
@@ -2861,11 +2872,64 @@
       <w:r>
         <w:rPr>
           <w:rFonts w:ascii="Times New Roman" w:hAnsi="Times New Roman" w:cs="Times New Roman"/>
-          <w:sz w:val="24"/>
-          <w:szCs w:val="24"/>
-          <w:highlight w:val="green"/>
-        </w:rPr>
-        <w:t>Урок 6: Расширенные возможности документации</w:t>
+          <w:b/>
+          <w:sz w:val="24"/>
+          <w:szCs w:val="24"/>
+        </w:rPr>
+        <w:t xml:space="preserve">Теги </w:t>
+      </w:r>
+      <w:r>
+        <w:rPr>
+          <w:rFonts w:ascii="Times New Roman" w:hAnsi="Times New Roman" w:cs="Times New Roman"/>
+          <w:b/>
+          <w:sz w:val="24"/>
+          <w:szCs w:val="24"/>
+        </w:rPr>
+        <w:t>(</w:t>
+      </w:r>
+      <w:r>
+        <w:rPr>
+          <w:rFonts w:ascii="Times New Roman" w:hAnsi="Times New Roman" w:cs="Times New Roman"/>
+          <w:b/>
+          <w:sz w:val="24"/>
+          <w:szCs w:val="24"/>
+          <w:lang w:val="en-US"/>
+        </w:rPr>
+        <w:t>tags</w:t>
+      </w:r>
+      <w:r>
+        <w:rPr>
+          <w:rFonts w:ascii="Times New Roman" w:hAnsi="Times New Roman" w:cs="Times New Roman"/>
+          <w:b/>
+          <w:sz w:val="24"/>
+          <w:szCs w:val="24"/>
+        </w:rPr>
+        <w:t>)</w:t>
+      </w:r>
+      <w:r>
+        <w:rPr>
+          <w:rFonts w:ascii="Times New Roman" w:hAnsi="Times New Roman" w:cs="Times New Roman"/>
+          <w:b/>
+          <w:sz w:val="24"/>
+          <w:szCs w:val="24"/>
+        </w:rPr>
+        <w:t xml:space="preserve"> – </w:t>
+      </w:r>
+      <w:r>
+        <w:rPr>
+          <w:rFonts w:ascii="Times New Roman" w:hAnsi="Times New Roman" w:cs="Times New Roman"/>
+          <w:sz w:val="24"/>
+          <w:szCs w:val="24"/>
+        </w:rPr>
+        <w:t>ну</w:t>
+      </w:r>
+      <w:r>
+        <w:rPr>
+          <w:rFonts w:ascii="Times New Roman" w:hAnsi="Times New Roman" w:cs="Times New Roman"/>
+          <w:sz w:val="24"/>
+          <w:szCs w:val="24"/>
+        </w:rPr>
+        <w:t>жны для того чтобы в документации объединять эндпоинты в группы.</w:t>
       </w:r>
     </w:p>
     <w:p>
@@ -2880,21 +2944,71 @@
       <w:r>
         <w:rPr>
           <w:rFonts w:ascii="Times New Roman" w:hAnsi="Times New Roman" w:cs="Times New Roman"/>
-          <w:b/>
-          <w:sz w:val="24"/>
-          <w:szCs w:val="24"/>
-        </w:rPr>
-        <w:t xml:space="preserve">Теги </w:t>
-      </w:r>
-      <w:r>
-        <w:rPr>
-          <w:rFonts w:ascii="Times New Roman" w:hAnsi="Times New Roman" w:cs="Times New Roman"/>
-          <w:b/>
+          <w:sz w:val="24"/>
+          <w:szCs w:val="24"/>
+        </w:rPr>
+        <w:t xml:space="preserve">Для этого в декоратор приложения (в нашем случае </w:t>
+      </w:r>
+      <w:r>
+        <w:rPr>
+          <w:rFonts w:ascii="Times New Roman" w:hAnsi="Times New Roman" w:cs="Times New Roman"/>
+          <w:sz w:val="24"/>
+          <w:szCs w:val="24"/>
+        </w:rPr>
+        <w:t>@</w:t>
+      </w:r>
+      <w:proofErr w:type="gramStart"/>
+      <w:r>
+        <w:rPr>
+          <w:rFonts w:ascii="Times New Roman" w:hAnsi="Times New Roman" w:cs="Times New Roman"/>
+          <w:sz w:val="24"/>
+          <w:szCs w:val="24"/>
+          <w:lang w:val="en-US"/>
+        </w:rPr>
+        <w:t>app</w:t>
+      </w:r>
+      <w:r>
+        <w:rPr>
+          <w:rFonts w:ascii="Times New Roman" w:hAnsi="Times New Roman" w:cs="Times New Roman"/>
+          <w:sz w:val="24"/>
+          <w:szCs w:val="24"/>
+        </w:rPr>
+        <w:t>.</w:t>
+      </w:r>
+      <w:r>
+        <w:rPr>
+          <w:rFonts w:ascii="Times New Roman" w:hAnsi="Times New Roman" w:cs="Times New Roman"/>
+          <w:sz w:val="24"/>
+          <w:szCs w:val="24"/>
+          <w:lang w:val="en-US"/>
+        </w:rPr>
+        <w:t>get</w:t>
+      </w:r>
+      <w:r>
+        <w:rPr>
+          <w:rFonts w:ascii="Times New Roman" w:hAnsi="Times New Roman" w:cs="Times New Roman"/>
           <w:sz w:val="24"/>
           <w:szCs w:val="24"/>
         </w:rPr>
         <w:t>(</w:t>
       </w:r>
+      <w:proofErr w:type="gramEnd"/>
+      <w:r>
+        <w:rPr>
+          <w:rFonts w:ascii="Times New Roman" w:hAnsi="Times New Roman" w:cs="Times New Roman"/>
+          <w:sz w:val="24"/>
+          <w:szCs w:val="24"/>
+        </w:rPr>
+        <w:t xml:space="preserve">)) </w:t>
+      </w:r>
+      <w:r>
+        <w:rPr>
+          <w:rFonts w:ascii="Times New Roman" w:hAnsi="Times New Roman" w:cs="Times New Roman"/>
+          <w:sz w:val="24"/>
+          <w:szCs w:val="24"/>
+        </w:rPr>
+        <w:t xml:space="preserve">нужно передать аргумент </w:t>
+      </w:r>
       <w:r>
         <w:rPr>
           <w:rFonts w:ascii="Times New Roman" w:hAnsi="Times New Roman" w:cs="Times New Roman"/>
@@ -2908,55 +3022,322 @@
       <w:r>
         <w:rPr>
           <w:rFonts w:ascii="Times New Roman" w:hAnsi="Times New Roman" w:cs="Times New Roman"/>
-          <w:b/>
+          <w:sz w:val="24"/>
+          <w:szCs w:val="24"/>
+        </w:rPr>
+        <w:t xml:space="preserve"> </w:t>
+      </w:r>
+      <w:r>
+        <w:rPr>
+          <w:rFonts w:ascii="Times New Roman" w:hAnsi="Times New Roman" w:cs="Times New Roman"/>
+          <w:sz w:val="24"/>
+          <w:szCs w:val="24"/>
+        </w:rPr>
+        <w:t>со списком произвольных строк.</w:t>
+      </w:r>
+    </w:p>
+    <w:p>
+      <w:pPr>
+        <w:shd w:val="clear" w:color="auto" w:fill="FFFFFF" w:themeFill="background1"/>
+        <w:rPr>
+          <w:rFonts w:ascii="Times New Roman" w:hAnsi="Times New Roman" w:cs="Times New Roman"/>
+          <w:b/>
+          <w:sz w:val="24"/>
+          <w:szCs w:val="24"/>
+        </w:rPr>
+      </w:pPr>
+      <w:r>
+        <w:rPr>
+          <w:rFonts w:ascii="Times New Roman" w:hAnsi="Times New Roman" w:cs="Times New Roman"/>
+          <w:b/>
+          <w:sz w:val="24"/>
+          <w:szCs w:val="24"/>
+        </w:rPr>
+        <w:t xml:space="preserve">Название эндпоинта </w:t>
+      </w:r>
+      <w:r>
+        <w:rPr>
+          <w:rFonts w:ascii="Times New Roman" w:hAnsi="Times New Roman" w:cs="Times New Roman"/>
+          <w:sz w:val="24"/>
+          <w:szCs w:val="24"/>
+        </w:rPr>
+        <w:t xml:space="preserve">(по умолчанию берется название функции), но можно указать параметр </w:t>
+      </w:r>
+      <w:r>
+        <w:rPr>
+          <w:rFonts w:ascii="Times New Roman" w:hAnsi="Times New Roman" w:cs="Times New Roman"/>
+          <w:b/>
+          <w:sz w:val="24"/>
+          <w:szCs w:val="24"/>
+          <w:lang w:val="en-US"/>
+        </w:rPr>
+        <w:t>summary</w:t>
+      </w:r>
+      <w:r>
+        <w:rPr>
+          <w:rFonts w:ascii="Times New Roman" w:hAnsi="Times New Roman" w:cs="Times New Roman"/>
+          <w:b/>
+          <w:sz w:val="24"/>
+          <w:szCs w:val="24"/>
+        </w:rPr>
+        <w:t>.</w:t>
+      </w:r>
+    </w:p>
+    <w:p>
+      <w:pPr>
+        <w:shd w:val="clear" w:color="auto" w:fill="FFFFFF" w:themeFill="background1"/>
+        <w:rPr>
+          <w:rFonts w:ascii="Times New Roman" w:hAnsi="Times New Roman" w:cs="Times New Roman"/>
+          <w:b/>
+          <w:sz w:val="24"/>
+          <w:szCs w:val="24"/>
+        </w:rPr>
+      </w:pPr>
+      <w:r>
+        <w:rPr>
+          <w:rFonts w:ascii="Times New Roman" w:hAnsi="Times New Roman" w:cs="Times New Roman"/>
+          <w:sz w:val="24"/>
+          <w:szCs w:val="24"/>
+        </w:rPr>
+        <w:t>Описание можно задать через параметр</w:t>
+      </w:r>
+      <w:r>
+        <w:rPr>
+          <w:rFonts w:ascii="Times New Roman" w:hAnsi="Times New Roman" w:cs="Times New Roman"/>
+          <w:b/>
+          <w:sz w:val="24"/>
+          <w:szCs w:val="24"/>
+        </w:rPr>
+        <w:t xml:space="preserve"> </w:t>
+      </w:r>
+      <w:r>
+        <w:rPr>
+          <w:rFonts w:ascii="Times New Roman" w:hAnsi="Times New Roman" w:cs="Times New Roman"/>
+          <w:b/>
+          <w:sz w:val="24"/>
+          <w:szCs w:val="24"/>
+          <w:lang w:val="en-US"/>
+        </w:rPr>
+        <w:t>description</w:t>
+      </w:r>
+      <w:r>
+        <w:rPr>
+          <w:rFonts w:ascii="Times New Roman" w:hAnsi="Times New Roman" w:cs="Times New Roman"/>
+          <w:b/>
+          <w:sz w:val="24"/>
+          <w:szCs w:val="24"/>
+        </w:rPr>
+        <w:t xml:space="preserve"> </w:t>
+      </w:r>
+      <w:r>
+        <w:rPr>
+          <w:rFonts w:ascii="Times New Roman" w:hAnsi="Times New Roman" w:cs="Times New Roman"/>
+          <w:b/>
+          <w:sz w:val="24"/>
+          <w:szCs w:val="24"/>
+        </w:rPr>
+        <w:t xml:space="preserve">или </w:t>
+      </w:r>
+      <w:r>
+        <w:rPr>
+          <w:rFonts w:ascii="Times New Roman" w:hAnsi="Times New Roman" w:cs="Times New Roman"/>
+          <w:sz w:val="24"/>
+          <w:szCs w:val="24"/>
+        </w:rPr>
+        <w:t>через</w:t>
+      </w:r>
+      <w:r>
+        <w:rPr>
+          <w:rFonts w:ascii="Times New Roman" w:hAnsi="Times New Roman" w:cs="Times New Roman"/>
+          <w:b/>
+          <w:sz w:val="24"/>
+          <w:szCs w:val="24"/>
+        </w:rPr>
+        <w:t xml:space="preserve"> докстринг.</w:t>
+      </w:r>
+    </w:p>
+    <w:p>
+      <w:pPr>
+        <w:shd w:val="clear" w:color="auto" w:fill="FFFFFF" w:themeFill="background1"/>
+        <w:spacing w:after="480"/>
+        <w:rPr>
+          <w:rFonts w:ascii="Times New Roman" w:hAnsi="Times New Roman" w:cs="Times New Roman"/>
+          <w:sz w:val="24"/>
+          <w:szCs w:val="24"/>
+        </w:rPr>
+      </w:pPr>
+      <w:r>
+        <w:rPr>
+          <w:rFonts w:ascii="Times New Roman" w:hAnsi="Times New Roman" w:cs="Times New Roman"/>
+          <w:sz w:val="24"/>
+          <w:szCs w:val="24"/>
+        </w:rPr>
+        <w:t xml:space="preserve">Через параметр </w:t>
+      </w:r>
+      <w:r>
+        <w:rPr>
+          <w:rFonts w:ascii="Times New Roman" w:hAnsi="Times New Roman" w:cs="Times New Roman"/>
+          <w:b/>
+          <w:sz w:val="24"/>
+          <w:szCs w:val="24"/>
+          <w:lang w:val="en-US"/>
+        </w:rPr>
+        <w:t>response</w:t>
+      </w:r>
+      <w:r>
+        <w:rPr>
+          <w:rFonts w:ascii="Times New Roman" w:hAnsi="Times New Roman" w:cs="Times New Roman"/>
+          <w:b/>
+          <w:sz w:val="24"/>
+          <w:szCs w:val="24"/>
+        </w:rPr>
+        <w:t>_</w:t>
+      </w:r>
+      <w:r>
+        <w:rPr>
+          <w:rFonts w:ascii="Times New Roman" w:hAnsi="Times New Roman" w:cs="Times New Roman"/>
+          <w:b/>
+          <w:sz w:val="24"/>
+          <w:szCs w:val="24"/>
+          <w:lang w:val="en-US"/>
+        </w:rPr>
+        <w:t>description</w:t>
+      </w:r>
+      <w:r>
+        <w:rPr>
+          <w:rFonts w:ascii="Times New Roman" w:hAnsi="Times New Roman" w:cs="Times New Roman"/>
+          <w:sz w:val="24"/>
+          <w:szCs w:val="24"/>
+        </w:rPr>
+        <w:t xml:space="preserve"> можно задать описание ответа функции.</w:t>
+      </w:r>
+    </w:p>
+    <w:p>
+      <w:pPr>
+        <w:shd w:val="clear" w:color="auto" w:fill="FFFFFF" w:themeFill="background1"/>
+        <w:rPr>
+          <w:rFonts w:ascii="Times New Roman" w:hAnsi="Times New Roman" w:cs="Times New Roman"/>
+          <w:sz w:val="24"/>
+          <w:szCs w:val="24"/>
+        </w:rPr>
+      </w:pPr>
+    </w:p>
+    <w:p>
+      <w:pPr>
+        <w:shd w:val="clear" w:color="auto" w:fill="C5E0B3" w:themeFill="accent6" w:themeFillTint="66"/>
+        <w:rPr>
+          <w:rFonts w:ascii="Times New Roman" w:hAnsi="Times New Roman" w:cs="Times New Roman"/>
+          <w:b/>
+          <w:sz w:val="24"/>
+          <w:szCs w:val="24"/>
+        </w:rPr>
+      </w:pPr>
+      <w:r>
+        <w:rPr>
+          <w:rFonts w:ascii="Times New Roman" w:hAnsi="Times New Roman" w:cs="Times New Roman"/>
+          <w:b/>
+          <w:sz w:val="24"/>
+          <w:szCs w:val="24"/>
+        </w:rPr>
+        <w:lastRenderedPageBreak/>
+        <w:t xml:space="preserve">Урок 7: </w:t>
+      </w:r>
+      <w:r>
+        <w:rPr>
+          <w:rFonts w:ascii="Times New Roman" w:hAnsi="Times New Roman" w:cs="Times New Roman"/>
+          <w:b/>
+          <w:sz w:val="24"/>
+          <w:szCs w:val="24"/>
+        </w:rPr>
+        <w:t>Валидация и документирование параметров запросов.</w:t>
+      </w:r>
+    </w:p>
+    <w:p>
+      <w:pPr>
+        <w:shd w:val="clear" w:color="auto" w:fill="FFFFFF" w:themeFill="background1"/>
+        <w:rPr>
+          <w:rFonts w:ascii="Times New Roman" w:hAnsi="Times New Roman" w:cs="Times New Roman"/>
+          <w:sz w:val="24"/>
+          <w:szCs w:val="24"/>
+        </w:rPr>
+      </w:pPr>
+      <w:r>
+        <w:rPr>
+          <w:rFonts w:ascii="Times New Roman" w:hAnsi="Times New Roman" w:cs="Times New Roman"/>
+          <w:sz w:val="24"/>
+          <w:szCs w:val="24"/>
+        </w:rPr>
+        <w:t xml:space="preserve">Для валидации и доп. документирования параметров используются классы </w:t>
+      </w:r>
+      <w:r>
+        <w:rPr>
+          <w:rFonts w:ascii="Times New Roman" w:hAnsi="Times New Roman" w:cs="Times New Roman"/>
+          <w:b/>
+          <w:sz w:val="24"/>
+          <w:szCs w:val="24"/>
+          <w:lang w:val="en-US"/>
+        </w:rPr>
+        <w:t>Path</w:t>
+      </w:r>
+      <w:r>
+        <w:rPr>
+          <w:rFonts w:ascii="Times New Roman" w:hAnsi="Times New Roman" w:cs="Times New Roman"/>
+          <w:sz w:val="24"/>
+          <w:szCs w:val="24"/>
+        </w:rPr>
+        <w:t xml:space="preserve"> </w:t>
+      </w:r>
+      <w:r>
+        <w:rPr>
+          <w:rFonts w:ascii="Times New Roman" w:hAnsi="Times New Roman" w:cs="Times New Roman"/>
+          <w:sz w:val="24"/>
+          <w:szCs w:val="24"/>
+        </w:rPr>
+        <w:t xml:space="preserve">и </w:t>
+      </w:r>
+      <w:r>
+        <w:rPr>
+          <w:rFonts w:ascii="Times New Roman" w:hAnsi="Times New Roman" w:cs="Times New Roman"/>
+          <w:b/>
+          <w:sz w:val="24"/>
+          <w:szCs w:val="24"/>
+          <w:lang w:val="en-US"/>
+        </w:rPr>
+        <w:t>Query</w:t>
+      </w:r>
+      <w:r>
+        <w:rPr>
+          <w:rFonts w:ascii="Times New Roman" w:hAnsi="Times New Roman" w:cs="Times New Roman"/>
+          <w:b/>
+          <w:sz w:val="24"/>
+          <w:szCs w:val="24"/>
+        </w:rPr>
+        <w:t xml:space="preserve"> </w:t>
+      </w:r>
+      <w:r>
+        <w:rPr>
+          <w:rFonts w:ascii="Times New Roman" w:hAnsi="Times New Roman" w:cs="Times New Roman"/>
+          <w:sz w:val="24"/>
+          <w:szCs w:val="24"/>
+        </w:rPr>
+        <w:t>(</w:t>
+      </w:r>
+      <w:r>
+        <w:rPr>
+          <w:rFonts w:ascii="Times New Roman" w:hAnsi="Times New Roman" w:cs="Times New Roman"/>
+          <w:sz w:val="24"/>
+          <w:szCs w:val="24"/>
+        </w:rPr>
+        <w:t>которые на самом деле являются функциями, возвращающими классы</w:t>
+      </w:r>
+      <w:r>
+        <w:rPr>
+          <w:rFonts w:ascii="Times New Roman" w:hAnsi="Times New Roman" w:cs="Times New Roman"/>
           <w:sz w:val="24"/>
           <w:szCs w:val="24"/>
         </w:rPr>
         <w:t>)</w:t>
       </w:r>
-      <w:r>
-        <w:rPr>
-          <w:rFonts w:ascii="Times New Roman" w:hAnsi="Times New Roman" w:cs="Times New Roman"/>
-          <w:b/>
-          <w:sz w:val="24"/>
-          <w:szCs w:val="24"/>
-        </w:rPr>
-        <w:t xml:space="preserve"> – </w:t>
-      </w:r>
-      <w:r>
-        <w:rPr>
-          <w:rFonts w:ascii="Times New Roman" w:hAnsi="Times New Roman" w:cs="Times New Roman"/>
-          <w:sz w:val="24"/>
-          <w:szCs w:val="24"/>
-        </w:rPr>
-        <w:t>ну</w:t>
-      </w:r>
-      <w:r>
-        <w:rPr>
-          <w:rFonts w:ascii="Times New Roman" w:hAnsi="Times New Roman" w:cs="Times New Roman"/>
-          <w:sz w:val="24"/>
-          <w:szCs w:val="24"/>
-        </w:rPr>
-        <w:t xml:space="preserve">жны для того чтобы в документации объединять </w:t>
-      </w:r>
-      <w:proofErr w:type="spellStart"/>
-      <w:r>
-        <w:rPr>
-          <w:rFonts w:ascii="Times New Roman" w:hAnsi="Times New Roman" w:cs="Times New Roman"/>
-          <w:sz w:val="24"/>
-          <w:szCs w:val="24"/>
-        </w:rPr>
-        <w:t>эндпоинты</w:t>
-      </w:r>
-      <w:proofErr w:type="spellEnd"/>
-      <w:r>
-        <w:rPr>
-          <w:rFonts w:ascii="Times New Roman" w:hAnsi="Times New Roman" w:cs="Times New Roman"/>
-          <w:sz w:val="24"/>
-          <w:szCs w:val="24"/>
-        </w:rPr>
-        <w:t xml:space="preserve"> в группы.</w:t>
-      </w:r>
     </w:p>
     <w:p>
       <w:pPr>
@@ -2973,480 +3354,6 @@
           <w:sz w:val="24"/>
           <w:szCs w:val="24"/>
         </w:rPr>
-        <w:t xml:space="preserve">Для этого в декоратор приложения (в нашем случае </w:t>
-      </w:r>
-      <w:r>
-        <w:rPr>
-          <w:rFonts w:ascii="Times New Roman" w:hAnsi="Times New Roman" w:cs="Times New Roman"/>
-          <w:sz w:val="24"/>
-          <w:szCs w:val="24"/>
-        </w:rPr>
-        <w:t>@</w:t>
-      </w:r>
-      <w:proofErr w:type="gramStart"/>
-      <w:r>
-        <w:rPr>
-          <w:rFonts w:ascii="Times New Roman" w:hAnsi="Times New Roman" w:cs="Times New Roman"/>
-          <w:sz w:val="24"/>
-          <w:szCs w:val="24"/>
-          <w:lang w:val="en-US"/>
-        </w:rPr>
-        <w:t>app</w:t>
-      </w:r>
-      <w:r>
-        <w:rPr>
-          <w:rFonts w:ascii="Times New Roman" w:hAnsi="Times New Roman" w:cs="Times New Roman"/>
-          <w:sz w:val="24"/>
-          <w:szCs w:val="24"/>
-        </w:rPr>
-        <w:t>.</w:t>
-      </w:r>
-      <w:r>
-        <w:rPr>
-          <w:rFonts w:ascii="Times New Roman" w:hAnsi="Times New Roman" w:cs="Times New Roman"/>
-          <w:sz w:val="24"/>
-          <w:szCs w:val="24"/>
-          <w:lang w:val="en-US"/>
-        </w:rPr>
-        <w:t>get</w:t>
-      </w:r>
-      <w:r>
-        <w:rPr>
-          <w:rFonts w:ascii="Times New Roman" w:hAnsi="Times New Roman" w:cs="Times New Roman"/>
-          <w:sz w:val="24"/>
-          <w:szCs w:val="24"/>
-        </w:rPr>
-        <w:t>(</w:t>
-      </w:r>
-      <w:proofErr w:type="gramEnd"/>
-      <w:r>
-        <w:rPr>
-          <w:rFonts w:ascii="Times New Roman" w:hAnsi="Times New Roman" w:cs="Times New Roman"/>
-          <w:sz w:val="24"/>
-          <w:szCs w:val="24"/>
-        </w:rPr>
-        <w:t xml:space="preserve">)) </w:t>
-      </w:r>
-      <w:r>
-        <w:rPr>
-          <w:rFonts w:ascii="Times New Roman" w:hAnsi="Times New Roman" w:cs="Times New Roman"/>
-          <w:sz w:val="24"/>
-          <w:szCs w:val="24"/>
-        </w:rPr>
-        <w:t xml:space="preserve">нужно передать аргумент </w:t>
-      </w:r>
-      <w:r>
-        <w:rPr>
-          <w:rFonts w:ascii="Times New Roman" w:hAnsi="Times New Roman" w:cs="Times New Roman"/>
-          <w:b/>
-          <w:sz w:val="24"/>
-          <w:szCs w:val="24"/>
-          <w:lang w:val="en-US"/>
-        </w:rPr>
-        <w:t>tags</w:t>
-      </w:r>
-      <w:r>
-        <w:rPr>
-          <w:rFonts w:ascii="Times New Roman" w:hAnsi="Times New Roman" w:cs="Times New Roman"/>
-          <w:sz w:val="24"/>
-          <w:szCs w:val="24"/>
-        </w:rPr>
-        <w:t xml:space="preserve"> </w:t>
-      </w:r>
-      <w:r>
-        <w:rPr>
-          <w:rFonts w:ascii="Times New Roman" w:hAnsi="Times New Roman" w:cs="Times New Roman"/>
-          <w:sz w:val="24"/>
-          <w:szCs w:val="24"/>
-        </w:rPr>
-        <w:t>со списком произвольных строк.</w:t>
-      </w:r>
-    </w:p>
-    <w:p>
-      <w:pPr>
-        <w:shd w:val="clear" w:color="auto" w:fill="FFFFFF" w:themeFill="background1"/>
-        <w:rPr>
-          <w:rFonts w:ascii="Times New Roman" w:hAnsi="Times New Roman" w:cs="Times New Roman"/>
-          <w:b/>
-          <w:sz w:val="24"/>
-          <w:szCs w:val="24"/>
-        </w:rPr>
-      </w:pPr>
-      <w:r>
-        <w:rPr>
-          <w:rFonts w:ascii="Times New Roman" w:hAnsi="Times New Roman" w:cs="Times New Roman"/>
-          <w:b/>
-          <w:sz w:val="24"/>
-          <w:szCs w:val="24"/>
-        </w:rPr>
-        <w:t xml:space="preserve">Название </w:t>
-      </w:r>
-      <w:proofErr w:type="spellStart"/>
-      <w:r>
-        <w:rPr>
-          <w:rFonts w:ascii="Times New Roman" w:hAnsi="Times New Roman" w:cs="Times New Roman"/>
-          <w:b/>
-          <w:sz w:val="24"/>
-          <w:szCs w:val="24"/>
-        </w:rPr>
-        <w:t>эндпоинта</w:t>
-      </w:r>
-      <w:proofErr w:type="spellEnd"/>
-      <w:r>
-        <w:rPr>
-          <w:rFonts w:ascii="Times New Roman" w:hAnsi="Times New Roman" w:cs="Times New Roman"/>
-          <w:b/>
-          <w:sz w:val="24"/>
-          <w:szCs w:val="24"/>
-        </w:rPr>
-        <w:t xml:space="preserve"> </w:t>
-      </w:r>
-      <w:r>
-        <w:rPr>
-          <w:rFonts w:ascii="Times New Roman" w:hAnsi="Times New Roman" w:cs="Times New Roman"/>
-          <w:sz w:val="24"/>
-          <w:szCs w:val="24"/>
-        </w:rPr>
-        <w:t xml:space="preserve">(по умолчанию берется название функции), но можно указать параметр </w:t>
-      </w:r>
-      <w:r>
-        <w:rPr>
-          <w:rFonts w:ascii="Times New Roman" w:hAnsi="Times New Roman" w:cs="Times New Roman"/>
-          <w:b/>
-          <w:sz w:val="24"/>
-          <w:szCs w:val="24"/>
-          <w:lang w:val="en-US"/>
-        </w:rPr>
-        <w:t>summary</w:t>
-      </w:r>
-      <w:r>
-        <w:rPr>
-          <w:rFonts w:ascii="Times New Roman" w:hAnsi="Times New Roman" w:cs="Times New Roman"/>
-          <w:b/>
-          <w:sz w:val="24"/>
-          <w:szCs w:val="24"/>
-        </w:rPr>
-        <w:t>.</w:t>
-      </w:r>
-    </w:p>
-    <w:p>
-      <w:pPr>
-        <w:shd w:val="clear" w:color="auto" w:fill="FFFFFF" w:themeFill="background1"/>
-        <w:rPr>
-          <w:rFonts w:ascii="Times New Roman" w:hAnsi="Times New Roman" w:cs="Times New Roman"/>
-          <w:b/>
-          <w:sz w:val="24"/>
-          <w:szCs w:val="24"/>
-        </w:rPr>
-      </w:pPr>
-      <w:r>
-        <w:rPr>
-          <w:rFonts w:ascii="Times New Roman" w:hAnsi="Times New Roman" w:cs="Times New Roman"/>
-          <w:sz w:val="24"/>
-          <w:szCs w:val="24"/>
-        </w:rPr>
-        <w:t>Описание можно задать через параметр</w:t>
-      </w:r>
-      <w:r>
-        <w:rPr>
-          <w:rFonts w:ascii="Times New Roman" w:hAnsi="Times New Roman" w:cs="Times New Roman"/>
-          <w:b/>
-          <w:sz w:val="24"/>
-          <w:szCs w:val="24"/>
-        </w:rPr>
-        <w:t xml:space="preserve"> </w:t>
-      </w:r>
-      <w:r>
-        <w:rPr>
-          <w:rFonts w:ascii="Times New Roman" w:hAnsi="Times New Roman" w:cs="Times New Roman"/>
-          <w:b/>
-          <w:sz w:val="24"/>
-          <w:szCs w:val="24"/>
-          <w:lang w:val="en-US"/>
-        </w:rPr>
-        <w:t>description</w:t>
-      </w:r>
-      <w:r>
-        <w:rPr>
-          <w:rFonts w:ascii="Times New Roman" w:hAnsi="Times New Roman" w:cs="Times New Roman"/>
-          <w:b/>
-          <w:sz w:val="24"/>
-          <w:szCs w:val="24"/>
-        </w:rPr>
-        <w:t xml:space="preserve"> </w:t>
-      </w:r>
-      <w:r>
-        <w:rPr>
-          <w:rFonts w:ascii="Times New Roman" w:hAnsi="Times New Roman" w:cs="Times New Roman"/>
-          <w:b/>
-          <w:sz w:val="24"/>
-          <w:szCs w:val="24"/>
-        </w:rPr>
-        <w:t xml:space="preserve">или </w:t>
-      </w:r>
-      <w:r>
-        <w:rPr>
-          <w:rFonts w:ascii="Times New Roman" w:hAnsi="Times New Roman" w:cs="Times New Roman"/>
-          <w:sz w:val="24"/>
-          <w:szCs w:val="24"/>
-        </w:rPr>
-        <w:t>через</w:t>
-      </w:r>
-      <w:r>
-        <w:rPr>
-          <w:rFonts w:ascii="Times New Roman" w:hAnsi="Times New Roman" w:cs="Times New Roman"/>
-          <w:b/>
-          <w:sz w:val="24"/>
-          <w:szCs w:val="24"/>
-        </w:rPr>
-        <w:t xml:space="preserve"> </w:t>
-      </w:r>
-      <w:proofErr w:type="spellStart"/>
-      <w:r>
-        <w:rPr>
-          <w:rFonts w:ascii="Times New Roman" w:hAnsi="Times New Roman" w:cs="Times New Roman"/>
-          <w:b/>
-          <w:sz w:val="24"/>
-          <w:szCs w:val="24"/>
-        </w:rPr>
-        <w:t>докстринг</w:t>
-      </w:r>
-      <w:proofErr w:type="spellEnd"/>
-      <w:r>
-        <w:rPr>
-          <w:rFonts w:ascii="Times New Roman" w:hAnsi="Times New Roman" w:cs="Times New Roman"/>
-          <w:b/>
-          <w:sz w:val="24"/>
-          <w:szCs w:val="24"/>
-        </w:rPr>
-        <w:t>.</w:t>
-      </w:r>
-    </w:p>
-    <w:p>
-      <w:pPr>
-        <w:shd w:val="clear" w:color="auto" w:fill="FFFFFF" w:themeFill="background1"/>
-        <w:rPr>
-          <w:rFonts w:ascii="Times New Roman" w:hAnsi="Times New Roman" w:cs="Times New Roman"/>
-          <w:sz w:val="24"/>
-          <w:szCs w:val="24"/>
-        </w:rPr>
-      </w:pPr>
-      <w:r>
-        <w:rPr>
-          <w:rFonts w:ascii="Times New Roman" w:hAnsi="Times New Roman" w:cs="Times New Roman"/>
-          <w:sz w:val="24"/>
-          <w:szCs w:val="24"/>
-        </w:rPr>
-        <w:t xml:space="preserve">Через параметр </w:t>
-      </w:r>
-      <w:r>
-        <w:rPr>
-          <w:rFonts w:ascii="Times New Roman" w:hAnsi="Times New Roman" w:cs="Times New Roman"/>
-          <w:b/>
-          <w:sz w:val="24"/>
-          <w:szCs w:val="24"/>
-          <w:lang w:val="en-US"/>
-        </w:rPr>
-        <w:t>response</w:t>
-      </w:r>
-      <w:r>
-        <w:rPr>
-          <w:rFonts w:ascii="Times New Roman" w:hAnsi="Times New Roman" w:cs="Times New Roman"/>
-          <w:b/>
-          <w:sz w:val="24"/>
-          <w:szCs w:val="24"/>
-        </w:rPr>
-        <w:t>_</w:t>
-      </w:r>
-      <w:r>
-        <w:rPr>
-          <w:rFonts w:ascii="Times New Roman" w:hAnsi="Times New Roman" w:cs="Times New Roman"/>
-          <w:b/>
-          <w:sz w:val="24"/>
-          <w:szCs w:val="24"/>
-          <w:lang w:val="en-US"/>
-        </w:rPr>
-        <w:t>description</w:t>
-      </w:r>
-      <w:r>
-        <w:rPr>
-          <w:rFonts w:ascii="Times New Roman" w:hAnsi="Times New Roman" w:cs="Times New Roman"/>
-          <w:sz w:val="24"/>
-          <w:szCs w:val="24"/>
-        </w:rPr>
-        <w:t xml:space="preserve"> можно задать описание ответа функции.</w:t>
-      </w:r>
-    </w:p>
-    <w:p>
-      <w:pPr>
-        <w:shd w:val="clear" w:color="auto" w:fill="FFFFFF" w:themeFill="background1"/>
-        <w:rPr>
-          <w:rFonts w:ascii="Times New Roman" w:hAnsi="Times New Roman" w:cs="Times New Roman"/>
-          <w:sz w:val="24"/>
-          <w:szCs w:val="24"/>
-        </w:rPr>
-      </w:pPr>
-    </w:p>
-    <w:p>
-      <w:pPr>
-        <w:shd w:val="clear" w:color="auto" w:fill="FFFFFF" w:themeFill="background1"/>
-        <w:rPr>
-          <w:rFonts w:ascii="Times New Roman" w:hAnsi="Times New Roman" w:cs="Times New Roman"/>
-          <w:sz w:val="24"/>
-          <w:szCs w:val="24"/>
-        </w:rPr>
-      </w:pPr>
-      <w:r>
-        <w:rPr>
-          <w:rFonts w:ascii="Times New Roman" w:hAnsi="Times New Roman" w:cs="Times New Roman"/>
-          <w:sz w:val="24"/>
-          <w:szCs w:val="24"/>
-          <w:highlight w:val="green"/>
-        </w:rPr>
-        <w:t xml:space="preserve">Урок 7: </w:t>
-      </w:r>
-      <w:proofErr w:type="spellStart"/>
-      <w:r>
-        <w:rPr>
-          <w:rFonts w:ascii="Times New Roman" w:hAnsi="Times New Roman" w:cs="Times New Roman"/>
-          <w:sz w:val="24"/>
-          <w:szCs w:val="24"/>
-          <w:highlight w:val="green"/>
-        </w:rPr>
-        <w:t>Валидация</w:t>
-      </w:r>
-      <w:proofErr w:type="spellEnd"/>
-      <w:r>
-        <w:rPr>
-          <w:rFonts w:ascii="Times New Roman" w:hAnsi="Times New Roman" w:cs="Times New Roman"/>
-          <w:sz w:val="24"/>
-          <w:szCs w:val="24"/>
-          <w:highlight w:val="green"/>
-        </w:rPr>
-        <w:t xml:space="preserve"> и документирование параметров запросов.</w:t>
-      </w:r>
-    </w:p>
-    <w:p>
-      <w:pPr>
-        <w:shd w:val="clear" w:color="auto" w:fill="FFFFFF" w:themeFill="background1"/>
-        <w:rPr>
-          <w:rFonts w:ascii="Times New Roman" w:hAnsi="Times New Roman" w:cs="Times New Roman"/>
-          <w:sz w:val="24"/>
-          <w:szCs w:val="24"/>
-        </w:rPr>
-      </w:pPr>
-      <w:r>
-        <w:rPr>
-          <w:rFonts w:ascii="Times New Roman" w:hAnsi="Times New Roman" w:cs="Times New Roman"/>
-          <w:sz w:val="24"/>
-          <w:szCs w:val="24"/>
-        </w:rPr>
-        <w:t xml:space="preserve">Для </w:t>
-      </w:r>
-      <w:proofErr w:type="spellStart"/>
-      <w:r>
-        <w:rPr>
-          <w:rFonts w:ascii="Times New Roman" w:hAnsi="Times New Roman" w:cs="Times New Roman"/>
-          <w:sz w:val="24"/>
-          <w:szCs w:val="24"/>
-        </w:rPr>
-        <w:t>валидации</w:t>
-      </w:r>
-      <w:proofErr w:type="spellEnd"/>
-      <w:r>
-        <w:rPr>
-          <w:rFonts w:ascii="Times New Roman" w:hAnsi="Times New Roman" w:cs="Times New Roman"/>
-          <w:sz w:val="24"/>
-          <w:szCs w:val="24"/>
-        </w:rPr>
-        <w:t xml:space="preserve"> и доп. документирования параметров используются классы </w:t>
-      </w:r>
-      <w:r>
-        <w:rPr>
-          <w:rFonts w:ascii="Times New Roman" w:hAnsi="Times New Roman" w:cs="Times New Roman"/>
-          <w:b/>
-          <w:sz w:val="24"/>
-          <w:szCs w:val="24"/>
-          <w:lang w:val="en-US"/>
-        </w:rPr>
-        <w:t>Path</w:t>
-      </w:r>
-      <w:r>
-        <w:rPr>
-          <w:rFonts w:ascii="Times New Roman" w:hAnsi="Times New Roman" w:cs="Times New Roman"/>
-          <w:sz w:val="24"/>
-          <w:szCs w:val="24"/>
-        </w:rPr>
-        <w:t xml:space="preserve"> </w:t>
-      </w:r>
-      <w:r>
-        <w:rPr>
-          <w:rFonts w:ascii="Times New Roman" w:hAnsi="Times New Roman" w:cs="Times New Roman"/>
-          <w:sz w:val="24"/>
-          <w:szCs w:val="24"/>
-        </w:rPr>
-        <w:t xml:space="preserve">и </w:t>
-      </w:r>
-      <w:r>
-        <w:rPr>
-          <w:rFonts w:ascii="Times New Roman" w:hAnsi="Times New Roman" w:cs="Times New Roman"/>
-          <w:b/>
-          <w:sz w:val="24"/>
-          <w:szCs w:val="24"/>
-          <w:lang w:val="en-US"/>
-        </w:rPr>
-        <w:t>Query</w:t>
-      </w:r>
-      <w:r>
-        <w:rPr>
-          <w:rFonts w:ascii="Times New Roman" w:hAnsi="Times New Roman" w:cs="Times New Roman"/>
-          <w:b/>
-          <w:sz w:val="24"/>
-          <w:szCs w:val="24"/>
-        </w:rPr>
-        <w:t xml:space="preserve"> </w:t>
-      </w:r>
-      <w:r>
-        <w:rPr>
-          <w:rFonts w:ascii="Times New Roman" w:hAnsi="Times New Roman" w:cs="Times New Roman"/>
-          <w:sz w:val="24"/>
-          <w:szCs w:val="24"/>
-        </w:rPr>
-        <w:t>(</w:t>
-      </w:r>
-      <w:r>
-        <w:rPr>
-          <w:rFonts w:ascii="Times New Roman" w:hAnsi="Times New Roman" w:cs="Times New Roman"/>
-          <w:sz w:val="24"/>
-          <w:szCs w:val="24"/>
-        </w:rPr>
-        <w:t>которые на самом деле являются функциями, возвращающими классы</w:t>
-      </w:r>
-      <w:r>
-        <w:rPr>
-          <w:rFonts w:ascii="Times New Roman" w:hAnsi="Times New Roman" w:cs="Times New Roman"/>
-          <w:sz w:val="24"/>
-          <w:szCs w:val="24"/>
-        </w:rPr>
-        <w:t>)</w:t>
-      </w:r>
-    </w:p>
-    <w:p>
-      <w:pPr>
-        <w:shd w:val="clear" w:color="auto" w:fill="FFFFFF" w:themeFill="background1"/>
-        <w:rPr>
-          <w:rFonts w:ascii="Times New Roman" w:hAnsi="Times New Roman" w:cs="Times New Roman"/>
-          <w:sz w:val="24"/>
-          <w:szCs w:val="24"/>
-        </w:rPr>
-      </w:pPr>
-      <w:r>
-        <w:rPr>
-          <w:rFonts w:ascii="Times New Roman" w:hAnsi="Times New Roman" w:cs="Times New Roman"/>
-          <w:sz w:val="24"/>
-          <w:szCs w:val="24"/>
-        </w:rPr>
-        <w:lastRenderedPageBreak/>
         <w:t xml:space="preserve">Можно ограничивать длину строки, проверять строку на соответствия регулярному выражению. </w:t>
       </w:r>
     </w:p>
@@ -3842,7 +3749,7 @@
     <w:p>
       <w:pPr>
         <w:pStyle w:val="a4"/>
-        <w:shd w:val="clear" w:color="auto" w:fill="D9D9D9" w:themeFill="background1" w:themeFillShade="D9"/>
+        <w:shd w:val="clear" w:color="auto" w:fill="FFF2CC" w:themeFill="accent4" w:themeFillTint="33"/>
         <w:ind w:left="0"/>
         <w:rPr>
           <w:rFonts w:ascii="Times New Roman" w:hAnsi="Times New Roman" w:cs="Times New Roman"/>
@@ -3858,33 +3765,49 @@
           <w:szCs w:val="24"/>
           <w:lang w:val="en-US"/>
         </w:rPr>
-        <w:t>@</w:t>
-      </w:r>
-      <w:proofErr w:type="spellStart"/>
-      <w:r>
-        <w:rPr>
-          <w:rFonts w:ascii="Times New Roman" w:hAnsi="Times New Roman" w:cs="Times New Roman"/>
-          <w:sz w:val="24"/>
-          <w:szCs w:val="24"/>
-          <w:lang w:val="en-US"/>
-        </w:rPr>
-        <w:t>app.get</w:t>
-      </w:r>
-      <w:proofErr w:type="spellEnd"/>
-      <w:r>
-        <w:rPr>
-          <w:rFonts w:ascii="Times New Roman" w:hAnsi="Times New Roman" w:cs="Times New Roman"/>
-          <w:sz w:val="24"/>
-          <w:szCs w:val="24"/>
-          <w:lang w:val="en-US"/>
-        </w:rPr>
-        <w:t>(/name):</w:t>
+        <w:t>@app.get(</w:t>
+      </w:r>
+      <w:r>
+        <w:rPr>
+          <w:rFonts w:ascii="Times New Roman" w:hAnsi="Times New Roman" w:cs="Times New Roman"/>
+          <w:sz w:val="24"/>
+          <w:szCs w:val="24"/>
+          <w:lang w:val="en-US"/>
+        </w:rPr>
+        <w:t>“</w:t>
+      </w:r>
+      <w:r>
+        <w:rPr>
+          <w:rFonts w:ascii="Times New Roman" w:hAnsi="Times New Roman" w:cs="Times New Roman"/>
+          <w:sz w:val="24"/>
+          <w:szCs w:val="24"/>
+          <w:lang w:val="en-US"/>
+        </w:rPr>
+        <w:t>/name</w:t>
+      </w:r>
+      <w:r>
+        <w:rPr>
+          <w:rFonts w:ascii="Times New Roman" w:hAnsi="Times New Roman" w:cs="Times New Roman"/>
+          <w:sz w:val="24"/>
+          <w:szCs w:val="24"/>
+          <w:lang w:val="en-US"/>
+        </w:rPr>
+        <w:t>”</w:t>
+      </w:r>
+      <w:r>
+        <w:rPr>
+          <w:rFonts w:ascii="Times New Roman" w:hAnsi="Times New Roman" w:cs="Times New Roman"/>
+          <w:sz w:val="24"/>
+          <w:szCs w:val="24"/>
+          <w:lang w:val="en-US"/>
+        </w:rPr>
+        <w:t>):</w:t>
       </w:r>
     </w:p>
     <w:p>
       <w:pPr>
         <w:pStyle w:val="a4"/>
-        <w:shd w:val="clear" w:color="auto" w:fill="D9D9D9" w:themeFill="background1" w:themeFillShade="D9"/>
+        <w:shd w:val="clear" w:color="auto" w:fill="FFF2CC" w:themeFill="accent4" w:themeFillTint="33"/>
         <w:ind w:left="0"/>
         <w:rPr>
           <w:rFonts w:ascii="Times New Roman" w:hAnsi="Times New Roman" w:cs="Times New Roman"/>
@@ -3893,17 +3816,163 @@
           <w:lang w:val="en-US"/>
         </w:rPr>
       </w:pPr>
-      <w:proofErr w:type="spellStart"/>
-      <w:r>
-        <w:rPr>
-          <w:rFonts w:ascii="Times New Roman" w:hAnsi="Times New Roman" w:cs="Times New Roman"/>
-          <w:sz w:val="24"/>
-          <w:szCs w:val="24"/>
-          <w:lang w:val="en-US"/>
-        </w:rPr>
-        <w:t>def</w:t>
-      </w:r>
-      <w:proofErr w:type="spellEnd"/>
+      <w:r>
+        <w:rPr>
+          <w:rFonts w:ascii="Times New Roman" w:hAnsi="Times New Roman" w:cs="Times New Roman"/>
+          <w:sz w:val="24"/>
+          <w:szCs w:val="24"/>
+          <w:lang w:val="en-US"/>
+        </w:rPr>
+        <w:t xml:space="preserve">def </w:t>
+      </w:r>
+      <w:proofErr w:type="gramStart"/>
+      <w:r>
+        <w:rPr>
+          <w:rFonts w:ascii="Times New Roman" w:hAnsi="Times New Roman" w:cs="Times New Roman"/>
+          <w:sz w:val="24"/>
+          <w:szCs w:val="24"/>
+          <w:lang w:val="en-US"/>
+        </w:rPr>
+        <w:t>foo(</w:t>
+      </w:r>
+      <w:proofErr w:type="gramEnd"/>
+    </w:p>
+    <w:p>
+      <w:pPr>
+        <w:pStyle w:val="a4"/>
+        <w:shd w:val="clear" w:color="auto" w:fill="FFF2CC" w:themeFill="accent4" w:themeFillTint="33"/>
+        <w:ind w:left="0"/>
+        <w:rPr>
+          <w:rFonts w:ascii="Times New Roman" w:hAnsi="Times New Roman" w:cs="Times New Roman"/>
+          <w:sz w:val="24"/>
+          <w:szCs w:val="24"/>
+          <w:lang w:val="en-US"/>
+        </w:rPr>
+      </w:pPr>
+      <w:r>
+        <w:rPr>
+          <w:rFonts w:ascii="Times New Roman" w:hAnsi="Times New Roman" w:cs="Times New Roman"/>
+          <w:sz w:val="24"/>
+          <w:szCs w:val="24"/>
+          <w:lang w:val="en-US"/>
+        </w:rPr>
+        <w:tab/>
+        <w:t xml:space="preserve">name: str = </w:t>
+      </w:r>
+      <w:proofErr w:type="gramStart"/>
+      <w:r>
+        <w:rPr>
+          <w:rFonts w:ascii="Times New Roman" w:hAnsi="Times New Roman" w:cs="Times New Roman"/>
+          <w:sz w:val="24"/>
+          <w:szCs w:val="24"/>
+          <w:lang w:val="en-US"/>
+        </w:rPr>
+        <w:t>Path(</w:t>
+      </w:r>
+      <w:proofErr w:type="gramEnd"/>
+      <w:r>
+        <w:rPr>
+          <w:rFonts w:ascii="Times New Roman" w:hAnsi="Times New Roman" w:cs="Times New Roman"/>
+          <w:sz w:val="24"/>
+          <w:szCs w:val="24"/>
+          <w:lang w:val="en-US"/>
+        </w:rPr>
+        <w:t>…, min_length=4, max_length=100</w:t>
+      </w:r>
+      <w:r>
+        <w:rPr>
+          <w:rFonts w:ascii="Times New Roman" w:hAnsi="Times New Roman" w:cs="Times New Roman"/>
+          <w:sz w:val="24"/>
+          <w:szCs w:val="24"/>
+          <w:lang w:val="en-US"/>
+        </w:rPr>
+        <w:t>),</w:t>
+      </w:r>
+    </w:p>
+    <w:p>
+      <w:pPr>
+        <w:pStyle w:val="a4"/>
+        <w:shd w:val="clear" w:color="auto" w:fill="FFF2CC" w:themeFill="accent4" w:themeFillTint="33"/>
+        <w:ind w:left="0"/>
+        <w:rPr>
+          <w:rFonts w:ascii="Times New Roman" w:hAnsi="Times New Roman" w:cs="Times New Roman"/>
+          <w:sz w:val="24"/>
+          <w:szCs w:val="24"/>
+          <w:lang w:val="en-US"/>
+        </w:rPr>
+      </w:pPr>
+      <w:r>
+        <w:rPr>
+          <w:rFonts w:ascii="Times New Roman" w:hAnsi="Times New Roman" w:cs="Times New Roman"/>
+          <w:sz w:val="24"/>
+          <w:szCs w:val="24"/>
+          <w:lang w:val="en-US"/>
+        </w:rPr>
+        <w:tab/>
+        <w:t xml:space="preserve">surname: str = </w:t>
+      </w:r>
+      <w:proofErr w:type="gramStart"/>
+      <w:r>
+        <w:rPr>
+          <w:rFonts w:ascii="Times New Roman" w:hAnsi="Times New Roman" w:cs="Times New Roman"/>
+          <w:sz w:val="24"/>
+          <w:szCs w:val="24"/>
+          <w:lang w:val="en-US"/>
+        </w:rPr>
+        <w:t>Query(</w:t>
+      </w:r>
+      <w:proofErr w:type="gramEnd"/>
+      <w:r>
+        <w:rPr>
+          <w:rFonts w:ascii="Times New Roman" w:hAnsi="Times New Roman" w:cs="Times New Roman"/>
+          <w:sz w:val="24"/>
+          <w:szCs w:val="24"/>
+          <w:lang w:val="en-US"/>
+        </w:rPr>
+        <w:t>…, min_length=4, max_lengt=100, title=”</w:t>
+      </w:r>
+      <w:r>
+        <w:rPr>
+          <w:rFonts w:ascii="Times New Roman" w:hAnsi="Times New Roman" w:cs="Times New Roman"/>
+          <w:sz w:val="24"/>
+          <w:szCs w:val="24"/>
+        </w:rPr>
+        <w:t>фамилия</w:t>
+      </w:r>
+      <w:r>
+        <w:rPr>
+          <w:rFonts w:ascii="Times New Roman" w:hAnsi="Times New Roman" w:cs="Times New Roman"/>
+          <w:sz w:val="24"/>
+          <w:szCs w:val="24"/>
+          <w:lang w:val="en-US"/>
+        </w:rPr>
+        <w:t>”, description=”</w:t>
+      </w:r>
+      <w:r>
+        <w:rPr>
+          <w:rFonts w:ascii="Times New Roman" w:hAnsi="Times New Roman" w:cs="Times New Roman"/>
+          <w:sz w:val="24"/>
+          <w:szCs w:val="24"/>
+        </w:rPr>
+        <w:t>Какое</w:t>
+      </w:r>
+      <w:r>
+        <w:rPr>
+          <w:rFonts w:ascii="Times New Roman" w:hAnsi="Times New Roman" w:cs="Times New Roman"/>
+          <w:sz w:val="24"/>
+          <w:szCs w:val="24"/>
+          <w:lang w:val="en-US"/>
+        </w:rPr>
+        <w:t>-</w:t>
+      </w:r>
+      <w:r>
+        <w:rPr>
+          <w:rFonts w:ascii="Times New Roman" w:hAnsi="Times New Roman" w:cs="Times New Roman"/>
+          <w:sz w:val="24"/>
+          <w:szCs w:val="24"/>
+        </w:rPr>
+        <w:t>то</w:t>
+      </w:r>
       <w:r>
         <w:rPr>
           <w:rFonts w:ascii="Times New Roman" w:hAnsi="Times New Roman" w:cs="Times New Roman"/>
@@ -3913,6 +3982,46 @@
         </w:rPr>
         <w:t xml:space="preserve"> </w:t>
       </w:r>
+      <w:r>
+        <w:rPr>
+          <w:rFonts w:ascii="Times New Roman" w:hAnsi="Times New Roman" w:cs="Times New Roman"/>
+          <w:sz w:val="24"/>
+          <w:szCs w:val="24"/>
+        </w:rPr>
+        <w:t>описание</w:t>
+      </w:r>
+      <w:r>
+        <w:rPr>
+          <w:rFonts w:ascii="Times New Roman" w:hAnsi="Times New Roman" w:cs="Times New Roman"/>
+          <w:sz w:val="24"/>
+          <w:szCs w:val="24"/>
+          <w:lang w:val="en-US"/>
+        </w:rPr>
+        <w:t>”),</w:t>
+      </w:r>
+    </w:p>
+    <w:p>
+      <w:pPr>
+        <w:pStyle w:val="a4"/>
+        <w:shd w:val="clear" w:color="auto" w:fill="FFF2CC" w:themeFill="accent4" w:themeFillTint="33"/>
+        <w:ind w:left="0"/>
+        <w:rPr>
+          <w:rFonts w:ascii="Times New Roman" w:hAnsi="Times New Roman" w:cs="Times New Roman"/>
+          <w:sz w:val="24"/>
+          <w:szCs w:val="24"/>
+          <w:lang w:val="en-US"/>
+        </w:rPr>
+      </w:pPr>
+      <w:r>
+        <w:rPr>
+          <w:rFonts w:ascii="Times New Roman" w:hAnsi="Times New Roman" w:cs="Times New Roman"/>
+          <w:sz w:val="24"/>
+          <w:szCs w:val="24"/>
+          <w:lang w:val="en-US"/>
+        </w:rPr>
+        <w:tab/>
+        <w:t xml:space="preserve">age: int = </w:t>
+      </w:r>
       <w:proofErr w:type="gramStart"/>
       <w:r>
         <w:rPr>
@@ -3921,441 +4030,62 @@
           <w:szCs w:val="24"/>
           <w:lang w:val="en-US"/>
         </w:rPr>
-        <w:t>foo(</w:t>
+        <w:t>Query</w:t>
+      </w:r>
+      <w:r>
+        <w:rPr>
+          <w:rFonts w:ascii="Times New Roman" w:hAnsi="Times New Roman" w:cs="Times New Roman"/>
+          <w:sz w:val="24"/>
+          <w:szCs w:val="24"/>
+          <w:lang w:val="en-US"/>
+        </w:rPr>
+        <w:t>(</w:t>
       </w:r>
       <w:proofErr w:type="gramEnd"/>
+      <w:r>
+        <w:rPr>
+          <w:rFonts w:ascii="Times New Roman" w:hAnsi="Times New Roman" w:cs="Times New Roman"/>
+          <w:sz w:val="24"/>
+          <w:szCs w:val="24"/>
+          <w:lang w:val="en-US"/>
+        </w:rPr>
+        <w:t>None, gt=4, lt=100</w:t>
+      </w:r>
+      <w:r>
+        <w:rPr>
+          <w:rFonts w:ascii="Times New Roman" w:hAnsi="Times New Roman" w:cs="Times New Roman"/>
+          <w:sz w:val="24"/>
+          <w:szCs w:val="24"/>
+          <w:lang w:val="en-US"/>
+        </w:rPr>
+        <w:t>)</w:t>
+      </w:r>
+      <w:r>
+        <w:rPr>
+          <w:rFonts w:ascii="Times New Roman" w:hAnsi="Times New Roman" w:cs="Times New Roman"/>
+          <w:sz w:val="24"/>
+          <w:szCs w:val="24"/>
+          <w:lang w:val="en-US"/>
+        </w:rPr>
+        <w:t>,</w:t>
+      </w:r>
     </w:p>
     <w:p>
       <w:pPr>
         <w:pStyle w:val="a4"/>
-        <w:shd w:val="clear" w:color="auto" w:fill="D9D9D9" w:themeFill="background1" w:themeFillShade="D9"/>
+        <w:shd w:val="clear" w:color="auto" w:fill="FFF2CC" w:themeFill="accent4" w:themeFillTint="33"/>
         <w:ind w:left="0"/>
         <w:rPr>
           <w:rFonts w:ascii="Times New Roman" w:hAnsi="Times New Roman" w:cs="Times New Roman"/>
           <w:sz w:val="24"/>
           <w:szCs w:val="24"/>
-          <w:lang w:val="en-US"/>
-        </w:rPr>
-      </w:pPr>
-      <w:r>
-        <w:rPr>
-          <w:rFonts w:ascii="Times New Roman" w:hAnsi="Times New Roman" w:cs="Times New Roman"/>
-          <w:sz w:val="24"/>
-          <w:szCs w:val="24"/>
-          <w:lang w:val="en-US"/>
-        </w:rPr>
-        <w:tab/>
-        <w:t xml:space="preserve">name: </w:t>
-      </w:r>
-      <w:proofErr w:type="spellStart"/>
-      <w:r>
-        <w:rPr>
-          <w:rFonts w:ascii="Times New Roman" w:hAnsi="Times New Roman" w:cs="Times New Roman"/>
-          <w:sz w:val="24"/>
-          <w:szCs w:val="24"/>
-          <w:lang w:val="en-US"/>
-        </w:rPr>
-        <w:t>str</w:t>
-      </w:r>
-      <w:proofErr w:type="spellEnd"/>
-      <w:r>
-        <w:rPr>
-          <w:rFonts w:ascii="Times New Roman" w:hAnsi="Times New Roman" w:cs="Times New Roman"/>
-          <w:sz w:val="24"/>
-          <w:szCs w:val="24"/>
-          <w:lang w:val="en-US"/>
-        </w:rPr>
-        <w:t xml:space="preserve"> = </w:t>
-      </w:r>
-      <w:proofErr w:type="gramStart"/>
-      <w:r>
-        <w:rPr>
-          <w:rFonts w:ascii="Times New Roman" w:hAnsi="Times New Roman" w:cs="Times New Roman"/>
-          <w:sz w:val="24"/>
-          <w:szCs w:val="24"/>
-          <w:lang w:val="en-US"/>
-        </w:rPr>
-        <w:t>Path(</w:t>
-      </w:r>
-      <w:proofErr w:type="gramEnd"/>
-      <w:r>
-        <w:rPr>
-          <w:rFonts w:ascii="Times New Roman" w:hAnsi="Times New Roman" w:cs="Times New Roman"/>
-          <w:sz w:val="24"/>
-          <w:szCs w:val="24"/>
-          <w:lang w:val="en-US"/>
-        </w:rPr>
-        <w:t xml:space="preserve">…, </w:t>
-      </w:r>
-      <w:proofErr w:type="spellStart"/>
-      <w:r>
-        <w:rPr>
-          <w:rFonts w:ascii="Times New Roman" w:hAnsi="Times New Roman" w:cs="Times New Roman"/>
-          <w:sz w:val="24"/>
-          <w:szCs w:val="24"/>
-          <w:lang w:val="en-US"/>
-        </w:rPr>
-        <w:t>min_length</w:t>
-      </w:r>
-      <w:proofErr w:type="spellEnd"/>
-      <w:r>
-        <w:rPr>
-          <w:rFonts w:ascii="Times New Roman" w:hAnsi="Times New Roman" w:cs="Times New Roman"/>
-          <w:sz w:val="24"/>
-          <w:szCs w:val="24"/>
-          <w:lang w:val="en-US"/>
-        </w:rPr>
-        <w:t xml:space="preserve">=4, </w:t>
-      </w:r>
-      <w:proofErr w:type="spellStart"/>
-      <w:r>
-        <w:rPr>
-          <w:rFonts w:ascii="Times New Roman" w:hAnsi="Times New Roman" w:cs="Times New Roman"/>
-          <w:sz w:val="24"/>
-          <w:szCs w:val="24"/>
-          <w:lang w:val="en-US"/>
-        </w:rPr>
-        <w:t>max_length</w:t>
-      </w:r>
-      <w:proofErr w:type="spellEnd"/>
-      <w:r>
-        <w:rPr>
-          <w:rFonts w:ascii="Times New Roman" w:hAnsi="Times New Roman" w:cs="Times New Roman"/>
-          <w:sz w:val="24"/>
-          <w:szCs w:val="24"/>
-          <w:lang w:val="en-US"/>
-        </w:rPr>
-        <w:t>=100</w:t>
-      </w:r>
-      <w:r>
-        <w:rPr>
-          <w:rFonts w:ascii="Times New Roman" w:hAnsi="Times New Roman" w:cs="Times New Roman"/>
-          <w:sz w:val="24"/>
-          <w:szCs w:val="24"/>
-          <w:lang w:val="en-US"/>
-        </w:rPr>
-        <w:t>),</w:t>
-      </w:r>
-    </w:p>
-    <w:p>
-      <w:pPr>
-        <w:pStyle w:val="a4"/>
-        <w:shd w:val="clear" w:color="auto" w:fill="D9D9D9" w:themeFill="background1" w:themeFillShade="D9"/>
-        <w:ind w:left="0"/>
-        <w:rPr>
-          <w:rFonts w:ascii="Times New Roman" w:hAnsi="Times New Roman" w:cs="Times New Roman"/>
-          <w:sz w:val="24"/>
-          <w:szCs w:val="24"/>
-          <w:lang w:val="en-US"/>
-        </w:rPr>
-      </w:pPr>
-      <w:r>
-        <w:rPr>
-          <w:rFonts w:ascii="Times New Roman" w:hAnsi="Times New Roman" w:cs="Times New Roman"/>
-          <w:sz w:val="24"/>
-          <w:szCs w:val="24"/>
-          <w:lang w:val="en-US"/>
-        </w:rPr>
-        <w:tab/>
-        <w:t xml:space="preserve">surname: </w:t>
-      </w:r>
-      <w:proofErr w:type="spellStart"/>
-      <w:r>
-        <w:rPr>
-          <w:rFonts w:ascii="Times New Roman" w:hAnsi="Times New Roman" w:cs="Times New Roman"/>
-          <w:sz w:val="24"/>
-          <w:szCs w:val="24"/>
-          <w:lang w:val="en-US"/>
-        </w:rPr>
-        <w:t>str</w:t>
-      </w:r>
-      <w:proofErr w:type="spellEnd"/>
-      <w:r>
-        <w:rPr>
-          <w:rFonts w:ascii="Times New Roman" w:hAnsi="Times New Roman" w:cs="Times New Roman"/>
-          <w:sz w:val="24"/>
-          <w:szCs w:val="24"/>
-          <w:lang w:val="en-US"/>
-        </w:rPr>
-        <w:t xml:space="preserve"> = </w:t>
-      </w:r>
-      <w:proofErr w:type="gramStart"/>
-      <w:r>
-        <w:rPr>
-          <w:rFonts w:ascii="Times New Roman" w:hAnsi="Times New Roman" w:cs="Times New Roman"/>
-          <w:sz w:val="24"/>
-          <w:szCs w:val="24"/>
-          <w:lang w:val="en-US"/>
-        </w:rPr>
-        <w:t>Query(</w:t>
-      </w:r>
-      <w:proofErr w:type="gramEnd"/>
-      <w:r>
-        <w:rPr>
-          <w:rFonts w:ascii="Times New Roman" w:hAnsi="Times New Roman" w:cs="Times New Roman"/>
-          <w:sz w:val="24"/>
-          <w:szCs w:val="24"/>
-          <w:lang w:val="en-US"/>
-        </w:rPr>
-        <w:t xml:space="preserve">…, </w:t>
-      </w:r>
-      <w:proofErr w:type="spellStart"/>
-      <w:r>
-        <w:rPr>
-          <w:rFonts w:ascii="Times New Roman" w:hAnsi="Times New Roman" w:cs="Times New Roman"/>
-          <w:sz w:val="24"/>
-          <w:szCs w:val="24"/>
-          <w:lang w:val="en-US"/>
-        </w:rPr>
-        <w:t>min_length</w:t>
-      </w:r>
-      <w:proofErr w:type="spellEnd"/>
-      <w:r>
-        <w:rPr>
-          <w:rFonts w:ascii="Times New Roman" w:hAnsi="Times New Roman" w:cs="Times New Roman"/>
-          <w:sz w:val="24"/>
-          <w:szCs w:val="24"/>
-          <w:lang w:val="en-US"/>
-        </w:rPr>
-        <w:t xml:space="preserve">=4, </w:t>
-      </w:r>
-      <w:proofErr w:type="spellStart"/>
-      <w:r>
-        <w:rPr>
-          <w:rFonts w:ascii="Times New Roman" w:hAnsi="Times New Roman" w:cs="Times New Roman"/>
-          <w:sz w:val="24"/>
-          <w:szCs w:val="24"/>
-          <w:lang w:val="en-US"/>
-        </w:rPr>
-        <w:t>max_lengt</w:t>
-      </w:r>
-      <w:proofErr w:type="spellEnd"/>
-      <w:r>
-        <w:rPr>
-          <w:rFonts w:ascii="Times New Roman" w:hAnsi="Times New Roman" w:cs="Times New Roman"/>
-          <w:sz w:val="24"/>
-          <w:szCs w:val="24"/>
-          <w:lang w:val="en-US"/>
-        </w:rPr>
-        <w:t>=100, title=”</w:t>
-      </w:r>
-      <w:r>
-        <w:rPr>
-          <w:rFonts w:ascii="Times New Roman" w:hAnsi="Times New Roman" w:cs="Times New Roman"/>
-          <w:sz w:val="24"/>
-          <w:szCs w:val="24"/>
-        </w:rPr>
-        <w:t>фамилия</w:t>
-      </w:r>
-      <w:r>
-        <w:rPr>
-          <w:rFonts w:ascii="Times New Roman" w:hAnsi="Times New Roman" w:cs="Times New Roman"/>
-          <w:sz w:val="24"/>
-          <w:szCs w:val="24"/>
-          <w:lang w:val="en-US"/>
-        </w:rPr>
-        <w:t>”, description=”</w:t>
-      </w:r>
-      <w:r>
-        <w:rPr>
-          <w:rFonts w:ascii="Times New Roman" w:hAnsi="Times New Roman" w:cs="Times New Roman"/>
-          <w:sz w:val="24"/>
-          <w:szCs w:val="24"/>
-        </w:rPr>
-        <w:t>Какое</w:t>
-      </w:r>
-      <w:r>
-        <w:rPr>
-          <w:rFonts w:ascii="Times New Roman" w:hAnsi="Times New Roman" w:cs="Times New Roman"/>
-          <w:sz w:val="24"/>
-          <w:szCs w:val="24"/>
-          <w:lang w:val="en-US"/>
-        </w:rPr>
-        <w:t>-</w:t>
-      </w:r>
-      <w:r>
-        <w:rPr>
-          <w:rFonts w:ascii="Times New Roman" w:hAnsi="Times New Roman" w:cs="Times New Roman"/>
-          <w:sz w:val="24"/>
-          <w:szCs w:val="24"/>
-        </w:rPr>
-        <w:t>то</w:t>
-      </w:r>
-      <w:r>
-        <w:rPr>
-          <w:rFonts w:ascii="Times New Roman" w:hAnsi="Times New Roman" w:cs="Times New Roman"/>
-          <w:sz w:val="24"/>
-          <w:szCs w:val="24"/>
-          <w:lang w:val="en-US"/>
-        </w:rPr>
-        <w:t xml:space="preserve"> </w:t>
-      </w:r>
-      <w:r>
-        <w:rPr>
-          <w:rFonts w:ascii="Times New Roman" w:hAnsi="Times New Roman" w:cs="Times New Roman"/>
-          <w:sz w:val="24"/>
-          <w:szCs w:val="24"/>
-        </w:rPr>
-        <w:t>описание</w:t>
-      </w:r>
-      <w:r>
-        <w:rPr>
-          <w:rFonts w:ascii="Times New Roman" w:hAnsi="Times New Roman" w:cs="Times New Roman"/>
-          <w:sz w:val="24"/>
-          <w:szCs w:val="24"/>
-          <w:lang w:val="en-US"/>
-        </w:rPr>
-        <w:t>”),</w:t>
-      </w:r>
-    </w:p>
-    <w:p>
-      <w:pPr>
-        <w:pStyle w:val="a4"/>
-        <w:shd w:val="clear" w:color="auto" w:fill="D9D9D9" w:themeFill="background1" w:themeFillShade="D9"/>
-        <w:ind w:left="0"/>
-        <w:rPr>
-          <w:rFonts w:ascii="Times New Roman" w:hAnsi="Times New Roman" w:cs="Times New Roman"/>
-          <w:sz w:val="24"/>
-          <w:szCs w:val="24"/>
-          <w:lang w:val="en-US"/>
-        </w:rPr>
-      </w:pPr>
-      <w:r>
-        <w:rPr>
-          <w:rFonts w:ascii="Times New Roman" w:hAnsi="Times New Roman" w:cs="Times New Roman"/>
-          <w:sz w:val="24"/>
-          <w:szCs w:val="24"/>
-          <w:lang w:val="en-US"/>
-        </w:rPr>
-        <w:tab/>
-        <w:t xml:space="preserve">age: </w:t>
-      </w:r>
-      <w:proofErr w:type="spellStart"/>
-      <w:r>
-        <w:rPr>
-          <w:rFonts w:ascii="Times New Roman" w:hAnsi="Times New Roman" w:cs="Times New Roman"/>
-          <w:sz w:val="24"/>
-          <w:szCs w:val="24"/>
-          <w:lang w:val="en-US"/>
-        </w:rPr>
-        <w:t>int</w:t>
-      </w:r>
-      <w:proofErr w:type="spellEnd"/>
-      <w:r>
-        <w:rPr>
-          <w:rFonts w:ascii="Times New Roman" w:hAnsi="Times New Roman" w:cs="Times New Roman"/>
-          <w:sz w:val="24"/>
-          <w:szCs w:val="24"/>
-          <w:lang w:val="en-US"/>
-        </w:rPr>
-        <w:t xml:space="preserve"> = </w:t>
-      </w:r>
-      <w:proofErr w:type="gramStart"/>
-      <w:r>
-        <w:rPr>
-          <w:rFonts w:ascii="Times New Roman" w:hAnsi="Times New Roman" w:cs="Times New Roman"/>
-          <w:sz w:val="24"/>
-          <w:szCs w:val="24"/>
-          <w:lang w:val="en-US"/>
-        </w:rPr>
-        <w:t>Query</w:t>
-      </w:r>
-      <w:r>
-        <w:rPr>
-          <w:rFonts w:ascii="Times New Roman" w:hAnsi="Times New Roman" w:cs="Times New Roman"/>
-          <w:sz w:val="24"/>
-          <w:szCs w:val="24"/>
-          <w:lang w:val="en-US"/>
-        </w:rPr>
-        <w:t>(</w:t>
-      </w:r>
-      <w:proofErr w:type="gramEnd"/>
-      <w:r>
-        <w:rPr>
-          <w:rFonts w:ascii="Times New Roman" w:hAnsi="Times New Roman" w:cs="Times New Roman"/>
-          <w:sz w:val="24"/>
-          <w:szCs w:val="24"/>
-          <w:lang w:val="en-US"/>
-        </w:rPr>
-        <w:t xml:space="preserve">None, </w:t>
-      </w:r>
-      <w:proofErr w:type="spellStart"/>
-      <w:r>
-        <w:rPr>
-          <w:rFonts w:ascii="Times New Roman" w:hAnsi="Times New Roman" w:cs="Times New Roman"/>
-          <w:sz w:val="24"/>
-          <w:szCs w:val="24"/>
-          <w:lang w:val="en-US"/>
-        </w:rPr>
-        <w:t>gt</w:t>
-      </w:r>
-      <w:proofErr w:type="spellEnd"/>
-      <w:r>
-        <w:rPr>
-          <w:rFonts w:ascii="Times New Roman" w:hAnsi="Times New Roman" w:cs="Times New Roman"/>
-          <w:sz w:val="24"/>
-          <w:szCs w:val="24"/>
-          <w:lang w:val="en-US"/>
-        </w:rPr>
-        <w:t xml:space="preserve">=4, </w:t>
-      </w:r>
-      <w:proofErr w:type="spellStart"/>
-      <w:r>
-        <w:rPr>
-          <w:rFonts w:ascii="Times New Roman" w:hAnsi="Times New Roman" w:cs="Times New Roman"/>
-          <w:sz w:val="24"/>
-          <w:szCs w:val="24"/>
-          <w:lang w:val="en-US"/>
-        </w:rPr>
-        <w:t>lt</w:t>
-      </w:r>
-      <w:proofErr w:type="spellEnd"/>
-      <w:r>
-        <w:rPr>
-          <w:rFonts w:ascii="Times New Roman" w:hAnsi="Times New Roman" w:cs="Times New Roman"/>
-          <w:sz w:val="24"/>
-          <w:szCs w:val="24"/>
-          <w:lang w:val="en-US"/>
-        </w:rPr>
-        <w:t>=100</w:t>
-      </w:r>
-      <w:r>
-        <w:rPr>
-          <w:rFonts w:ascii="Times New Roman" w:hAnsi="Times New Roman" w:cs="Times New Roman"/>
-          <w:sz w:val="24"/>
-          <w:szCs w:val="24"/>
-          <w:lang w:val="en-US"/>
-        </w:rPr>
-        <w:t>)</w:t>
-      </w:r>
-      <w:r>
-        <w:rPr>
-          <w:rFonts w:ascii="Times New Roman" w:hAnsi="Times New Roman" w:cs="Times New Roman"/>
-          <w:sz w:val="24"/>
-          <w:szCs w:val="24"/>
-          <w:lang w:val="en-US"/>
-        </w:rPr>
-        <w:t>,</w:t>
-      </w:r>
-    </w:p>
-    <w:p>
-      <w:pPr>
-        <w:pStyle w:val="a4"/>
-        <w:shd w:val="clear" w:color="auto" w:fill="D9D9D9" w:themeFill="background1" w:themeFillShade="D9"/>
-        <w:ind w:left="0"/>
-        <w:rPr>
-          <w:rFonts w:ascii="Times New Roman" w:hAnsi="Times New Roman" w:cs="Times New Roman"/>
-          <w:sz w:val="24"/>
-          <w:szCs w:val="24"/>
-          <w:lang w:val="en-US"/>
-        </w:rPr>
-      </w:pPr>
-      <w:r>
-        <w:rPr>
-          <w:rFonts w:ascii="Times New Roman" w:hAnsi="Times New Roman" w:cs="Times New Roman"/>
-          <w:sz w:val="24"/>
-          <w:szCs w:val="24"/>
-          <w:lang w:val="en-US"/>
+        </w:rPr>
+      </w:pPr>
+      <w:r>
+        <w:rPr>
+          <w:rFonts w:ascii="Times New Roman" w:hAnsi="Times New Roman" w:cs="Times New Roman"/>
+          <w:sz w:val="24"/>
+          <w:szCs w:val="24"/>
         </w:rPr>
         <w:t>…</w:t>
       </w:r>
@@ -4369,7 +4099,6 @@
           <w:rFonts w:ascii="Times New Roman" w:hAnsi="Times New Roman" w:cs="Times New Roman"/>
           <w:sz w:val="24"/>
           <w:szCs w:val="24"/>
-          <w:lang w:val="en-US"/>
         </w:rPr>
       </w:pPr>
     </w:p>
@@ -4380,20 +4109,1325 @@
         <w:ind w:left="0"/>
         <w:rPr>
           <w:rFonts w:ascii="Times New Roman" w:hAnsi="Times New Roman" w:cs="Times New Roman"/>
-          <w:sz w:val="24"/>
-          <w:szCs w:val="24"/>
-        </w:rPr>
-      </w:pPr>
-      <w:r>
-        <w:rPr>
-          <w:rFonts w:ascii="Times New Roman" w:hAnsi="Times New Roman" w:cs="Times New Roman"/>
-          <w:sz w:val="24"/>
-          <w:szCs w:val="24"/>
-        </w:rPr>
-        <w:t>УРОК НЕ ПРОЙДЕН ДО КОНЦА!!!</w:t>
+          <w:b/>
+          <w:sz w:val="24"/>
+          <w:szCs w:val="24"/>
+          <w:lang w:val="en-US"/>
+        </w:rPr>
+      </w:pPr>
+      <w:r>
+        <w:rPr>
+          <w:rFonts w:ascii="Times New Roman" w:hAnsi="Times New Roman" w:cs="Times New Roman"/>
+          <w:b/>
+          <w:sz w:val="24"/>
+          <w:szCs w:val="24"/>
+        </w:rPr>
+        <w:t xml:space="preserve">Использования псевдонимов </w:t>
+      </w:r>
+      <w:r>
+        <w:rPr>
+          <w:rFonts w:ascii="Times New Roman" w:hAnsi="Times New Roman" w:cs="Times New Roman"/>
+          <w:b/>
+          <w:sz w:val="24"/>
+          <w:szCs w:val="24"/>
+          <w:lang w:val="en-US"/>
+        </w:rPr>
+        <w:t>alias</w:t>
+      </w:r>
+    </w:p>
+    <w:p>
+      <w:pPr>
+        <w:pStyle w:val="a4"/>
+        <w:shd w:val="clear" w:color="auto" w:fill="FFFFFF" w:themeFill="background1"/>
+        <w:ind w:left="0"/>
+        <w:rPr>
+          <w:rFonts w:ascii="Times New Roman" w:hAnsi="Times New Roman" w:cs="Times New Roman"/>
+          <w:sz w:val="24"/>
+          <w:szCs w:val="24"/>
+        </w:rPr>
+      </w:pPr>
+      <w:r>
+        <w:rPr>
+          <w:rFonts w:ascii="Times New Roman" w:hAnsi="Times New Roman" w:cs="Times New Roman"/>
+          <w:sz w:val="24"/>
+          <w:szCs w:val="24"/>
+        </w:rPr>
+        <w:t>Используется, чтобы параметр запроса в адресной строке и имя параметра функции могли отличаться</w:t>
+      </w:r>
+    </w:p>
+    <w:p>
+      <w:pPr>
+        <w:pStyle w:val="a4"/>
+        <w:shd w:val="clear" w:color="auto" w:fill="FFF2CC" w:themeFill="accent4" w:themeFillTint="33"/>
+        <w:ind w:left="0"/>
+        <w:rPr>
+          <w:rFonts w:ascii="Times New Roman" w:hAnsi="Times New Roman" w:cs="Times New Roman"/>
+          <w:sz w:val="24"/>
+          <w:szCs w:val="24"/>
+        </w:rPr>
+      </w:pPr>
+      <w:r>
+        <w:rPr>
+          <w:rFonts w:ascii="Times New Roman" w:hAnsi="Times New Roman" w:cs="Times New Roman"/>
+          <w:sz w:val="24"/>
+          <w:szCs w:val="24"/>
+        </w:rPr>
+        <w:t>Пример:</w:t>
+      </w:r>
+    </w:p>
+    <w:p>
+      <w:pPr>
+        <w:pStyle w:val="a4"/>
+        <w:shd w:val="clear" w:color="auto" w:fill="FFF2CC" w:themeFill="accent4" w:themeFillTint="33"/>
+        <w:ind w:left="0"/>
+        <w:rPr>
+          <w:rFonts w:ascii="Times New Roman" w:hAnsi="Times New Roman" w:cs="Times New Roman"/>
+          <w:sz w:val="24"/>
+          <w:szCs w:val="24"/>
+          <w:lang w:val="en-US"/>
+        </w:rPr>
+      </w:pPr>
+      <w:r>
+        <w:rPr>
+          <w:rFonts w:ascii="Times New Roman" w:hAnsi="Times New Roman" w:cs="Times New Roman"/>
+          <w:sz w:val="24"/>
+          <w:szCs w:val="24"/>
+          <w:lang w:val="en-US"/>
+        </w:rPr>
+        <w:t>from fastapi</w:t>
       </w:r>
       <w:bookmarkStart w:id="0" w:name="_GoBack"/>
       <w:bookmarkEnd w:id="0"/>
+      <w:r>
+        <w:rPr>
+          <w:rFonts w:ascii="Times New Roman" w:hAnsi="Times New Roman" w:cs="Times New Roman"/>
+          <w:sz w:val="24"/>
+          <w:szCs w:val="24"/>
+          <w:lang w:val="en-US"/>
+        </w:rPr>
+        <w:t xml:space="preserve"> import FastAPI</w:t>
+      </w:r>
+    </w:p>
+    <w:p>
+      <w:pPr>
+        <w:pStyle w:val="a4"/>
+        <w:shd w:val="clear" w:color="auto" w:fill="FFF2CC" w:themeFill="accent4" w:themeFillTint="33"/>
+        <w:ind w:left="0"/>
+        <w:rPr>
+          <w:rFonts w:ascii="Times New Roman" w:hAnsi="Times New Roman" w:cs="Times New Roman"/>
+          <w:sz w:val="24"/>
+          <w:szCs w:val="24"/>
+          <w:lang w:val="en-US"/>
+        </w:rPr>
+      </w:pPr>
+    </w:p>
+    <w:p>
+      <w:pPr>
+        <w:pStyle w:val="a4"/>
+        <w:shd w:val="clear" w:color="auto" w:fill="FFF2CC" w:themeFill="accent4" w:themeFillTint="33"/>
+        <w:ind w:left="0"/>
+        <w:rPr>
+          <w:rFonts w:ascii="Times New Roman" w:hAnsi="Times New Roman" w:cs="Times New Roman"/>
+          <w:sz w:val="24"/>
+          <w:szCs w:val="24"/>
+          <w:lang w:val="en-US"/>
+        </w:rPr>
+      </w:pPr>
+      <w:r>
+        <w:rPr>
+          <w:rFonts w:ascii="Times New Roman" w:hAnsi="Times New Roman" w:cs="Times New Roman"/>
+          <w:sz w:val="24"/>
+          <w:szCs w:val="24"/>
+          <w:lang w:val="en-US"/>
+        </w:rPr>
+        <w:t xml:space="preserve">app = </w:t>
+      </w:r>
+      <w:proofErr w:type="gramStart"/>
+      <w:r>
+        <w:rPr>
+          <w:rFonts w:ascii="Times New Roman" w:hAnsi="Times New Roman" w:cs="Times New Roman"/>
+          <w:sz w:val="24"/>
+          <w:szCs w:val="24"/>
+          <w:lang w:val="en-US"/>
+        </w:rPr>
+        <w:t>FastAPI(</w:t>
+      </w:r>
+      <w:proofErr w:type="gramEnd"/>
+      <w:r>
+        <w:rPr>
+          <w:rFonts w:ascii="Times New Roman" w:hAnsi="Times New Roman" w:cs="Times New Roman"/>
+          <w:sz w:val="24"/>
+          <w:szCs w:val="24"/>
+          <w:lang w:val="en-US"/>
+        </w:rPr>
+        <w:t>)</w:t>
+      </w:r>
+    </w:p>
+    <w:p>
+      <w:pPr>
+        <w:pStyle w:val="a4"/>
+        <w:shd w:val="clear" w:color="auto" w:fill="FFF2CC" w:themeFill="accent4" w:themeFillTint="33"/>
+        <w:ind w:left="0"/>
+        <w:rPr>
+          <w:rFonts w:ascii="Times New Roman" w:hAnsi="Times New Roman" w:cs="Times New Roman"/>
+          <w:sz w:val="24"/>
+          <w:szCs w:val="24"/>
+          <w:lang w:val="en-US"/>
+        </w:rPr>
+      </w:pPr>
+    </w:p>
+    <w:p>
+      <w:pPr>
+        <w:pStyle w:val="a4"/>
+        <w:shd w:val="clear" w:color="auto" w:fill="FFF2CC" w:themeFill="accent4" w:themeFillTint="33"/>
+        <w:ind w:left="0"/>
+        <w:rPr>
+          <w:rFonts w:ascii="Times New Roman" w:hAnsi="Times New Roman" w:cs="Times New Roman"/>
+          <w:sz w:val="24"/>
+          <w:szCs w:val="24"/>
+        </w:rPr>
+      </w:pPr>
+      <w:r>
+        <w:rPr>
+          <w:rFonts w:ascii="Times New Roman" w:hAnsi="Times New Roman" w:cs="Times New Roman"/>
+          <w:sz w:val="24"/>
+          <w:szCs w:val="24"/>
+        </w:rPr>
+        <w:t>@</w:t>
+      </w:r>
+      <w:proofErr w:type="gramStart"/>
+      <w:r>
+        <w:rPr>
+          <w:rFonts w:ascii="Times New Roman" w:hAnsi="Times New Roman" w:cs="Times New Roman"/>
+          <w:sz w:val="24"/>
+          <w:szCs w:val="24"/>
+          <w:lang w:val="en-US"/>
+        </w:rPr>
+        <w:t>app</w:t>
+      </w:r>
+      <w:r>
+        <w:rPr>
+          <w:rFonts w:ascii="Times New Roman" w:hAnsi="Times New Roman" w:cs="Times New Roman"/>
+          <w:sz w:val="24"/>
+          <w:szCs w:val="24"/>
+        </w:rPr>
+        <w:t>.</w:t>
+      </w:r>
+      <w:r>
+        <w:rPr>
+          <w:rFonts w:ascii="Times New Roman" w:hAnsi="Times New Roman" w:cs="Times New Roman"/>
+          <w:sz w:val="24"/>
+          <w:szCs w:val="24"/>
+          <w:lang w:val="en-US"/>
+        </w:rPr>
+        <w:t>get</w:t>
+      </w:r>
+      <w:r>
+        <w:rPr>
+          <w:rFonts w:ascii="Times New Roman" w:hAnsi="Times New Roman" w:cs="Times New Roman"/>
+          <w:sz w:val="24"/>
+          <w:szCs w:val="24"/>
+        </w:rPr>
+        <w:t>(</w:t>
+      </w:r>
+      <w:proofErr w:type="gramEnd"/>
+      <w:r>
+        <w:rPr>
+          <w:rFonts w:ascii="Times New Roman" w:hAnsi="Times New Roman" w:cs="Times New Roman"/>
+          <w:sz w:val="24"/>
+          <w:szCs w:val="24"/>
+        </w:rPr>
+        <w:t>“”)</w:t>
+      </w:r>
+    </w:p>
+    <w:p>
+      <w:pPr>
+        <w:pStyle w:val="a4"/>
+        <w:shd w:val="clear" w:color="auto" w:fill="FFF2CC" w:themeFill="accent4" w:themeFillTint="33"/>
+        <w:ind w:left="0"/>
+        <w:rPr>
+          <w:rFonts w:ascii="Times New Roman" w:hAnsi="Times New Roman" w:cs="Times New Roman"/>
+          <w:sz w:val="24"/>
+          <w:szCs w:val="24"/>
+        </w:rPr>
+      </w:pPr>
+      <w:r>
+        <w:rPr>
+          <w:rFonts w:ascii="Times New Roman" w:hAnsi="Times New Roman" w:cs="Times New Roman"/>
+          <w:sz w:val="24"/>
+          <w:szCs w:val="24"/>
+          <w:lang w:val="en-US"/>
+        </w:rPr>
+        <w:t>def</w:t>
+      </w:r>
+      <w:r>
+        <w:rPr>
+          <w:rFonts w:ascii="Times New Roman" w:hAnsi="Times New Roman" w:cs="Times New Roman"/>
+          <w:sz w:val="24"/>
+          <w:szCs w:val="24"/>
+        </w:rPr>
+        <w:t xml:space="preserve"> </w:t>
+      </w:r>
+      <w:proofErr w:type="gramStart"/>
+      <w:r>
+        <w:rPr>
+          <w:rFonts w:ascii="Times New Roman" w:hAnsi="Times New Roman" w:cs="Times New Roman"/>
+          <w:sz w:val="24"/>
+          <w:szCs w:val="24"/>
+          <w:lang w:val="en-US"/>
+        </w:rPr>
+        <w:t>foo</w:t>
+      </w:r>
+      <w:r>
+        <w:rPr>
+          <w:rFonts w:ascii="Times New Roman" w:hAnsi="Times New Roman" w:cs="Times New Roman"/>
+          <w:sz w:val="24"/>
+          <w:szCs w:val="24"/>
+        </w:rPr>
+        <w:t>(</w:t>
+      </w:r>
+      <w:proofErr w:type="gramEnd"/>
+      <w:r>
+        <w:rPr>
+          <w:rFonts w:ascii="Times New Roman" w:hAnsi="Times New Roman" w:cs="Times New Roman"/>
+          <w:sz w:val="24"/>
+          <w:szCs w:val="24"/>
+          <w:lang w:val="en-US"/>
+        </w:rPr>
+        <w:t>name</w:t>
+      </w:r>
+      <w:r>
+        <w:rPr>
+          <w:rFonts w:ascii="Times New Roman" w:hAnsi="Times New Roman" w:cs="Times New Roman"/>
+          <w:sz w:val="24"/>
+          <w:szCs w:val="24"/>
+        </w:rPr>
+        <w:t xml:space="preserve">: </w:t>
+      </w:r>
+      <w:r>
+        <w:rPr>
+          <w:rFonts w:ascii="Times New Roman" w:hAnsi="Times New Roman" w:cs="Times New Roman"/>
+          <w:sz w:val="24"/>
+          <w:szCs w:val="24"/>
+          <w:lang w:val="en-US"/>
+        </w:rPr>
+        <w:t>str</w:t>
+      </w:r>
+      <w:r>
+        <w:rPr>
+          <w:rFonts w:ascii="Times New Roman" w:hAnsi="Times New Roman" w:cs="Times New Roman"/>
+          <w:sz w:val="24"/>
+          <w:szCs w:val="24"/>
+        </w:rPr>
+        <w:t xml:space="preserve"> = </w:t>
+      </w:r>
+      <w:r>
+        <w:rPr>
+          <w:rFonts w:ascii="Times New Roman" w:hAnsi="Times New Roman" w:cs="Times New Roman"/>
+          <w:sz w:val="24"/>
+          <w:szCs w:val="24"/>
+          <w:lang w:val="en-US"/>
+        </w:rPr>
+        <w:t>Query</w:t>
+      </w:r>
+      <w:r>
+        <w:rPr>
+          <w:rFonts w:ascii="Times New Roman" w:hAnsi="Times New Roman" w:cs="Times New Roman"/>
+          <w:sz w:val="24"/>
+          <w:szCs w:val="24"/>
+        </w:rPr>
+        <w:t>(</w:t>
+      </w:r>
+      <w:r>
+        <w:rPr>
+          <w:rFonts w:ascii="Times New Roman" w:hAnsi="Times New Roman" w:cs="Times New Roman"/>
+          <w:sz w:val="24"/>
+          <w:szCs w:val="24"/>
+          <w:lang w:val="en-US"/>
+        </w:rPr>
+        <w:t>None</w:t>
+      </w:r>
+      <w:r>
+        <w:rPr>
+          <w:rFonts w:ascii="Times New Roman" w:hAnsi="Times New Roman" w:cs="Times New Roman"/>
+          <w:sz w:val="24"/>
+          <w:szCs w:val="24"/>
+        </w:rPr>
+        <w:t xml:space="preserve">, </w:t>
+      </w:r>
+      <w:r>
+        <w:rPr>
+          <w:rFonts w:ascii="Times New Roman" w:hAnsi="Times New Roman" w:cs="Times New Roman"/>
+          <w:b/>
+          <w:sz w:val="24"/>
+          <w:szCs w:val="24"/>
+          <w:lang w:val="en-US"/>
+        </w:rPr>
+        <w:t>alias</w:t>
+      </w:r>
+      <w:r>
+        <w:rPr>
+          <w:rFonts w:ascii="Times New Roman" w:hAnsi="Times New Roman" w:cs="Times New Roman"/>
+          <w:b/>
+          <w:sz w:val="24"/>
+          <w:szCs w:val="24"/>
+        </w:rPr>
+        <w:t>=”любое другое название которое будет передавать в адресе”</w:t>
+      </w:r>
+      <w:r>
+        <w:rPr>
+          <w:rFonts w:ascii="Times New Roman" w:hAnsi="Times New Roman" w:cs="Times New Roman"/>
+          <w:sz w:val="24"/>
+          <w:szCs w:val="24"/>
+        </w:rPr>
+        <w:t>),</w:t>
+      </w:r>
+    </w:p>
+    <w:p>
+      <w:pPr>
+        <w:pStyle w:val="a4"/>
+        <w:shd w:val="clear" w:color="auto" w:fill="FFF2CC" w:themeFill="accent4" w:themeFillTint="33"/>
+        <w:ind w:left="0"/>
+        <w:rPr>
+          <w:rFonts w:ascii="Times New Roman" w:hAnsi="Times New Roman" w:cs="Times New Roman"/>
+          <w:sz w:val="24"/>
+          <w:szCs w:val="24"/>
+        </w:rPr>
+      </w:pPr>
+      <w:r>
+        <w:rPr>
+          <w:rFonts w:ascii="Times New Roman" w:hAnsi="Times New Roman" w:cs="Times New Roman"/>
+          <w:sz w:val="24"/>
+          <w:szCs w:val="24"/>
+        </w:rPr>
+        <w:t>) –</w:t>
+      </w:r>
+      <w:r>
+        <w:rPr>
+          <w:rFonts w:ascii="Times New Roman" w:hAnsi="Times New Roman" w:cs="Times New Roman"/>
+          <w:sz w:val="24"/>
+          <w:szCs w:val="24"/>
+        </w:rPr>
+        <w:t xml:space="preserve">&gt; </w:t>
+      </w:r>
+      <w:r>
+        <w:rPr>
+          <w:rFonts w:ascii="Times New Roman" w:hAnsi="Times New Roman" w:cs="Times New Roman"/>
+          <w:sz w:val="24"/>
+          <w:szCs w:val="24"/>
+          <w:lang w:val="en-US"/>
+        </w:rPr>
+        <w:t>str</w:t>
+      </w:r>
+      <w:r>
+        <w:rPr>
+          <w:rFonts w:ascii="Times New Roman" w:hAnsi="Times New Roman" w:cs="Times New Roman"/>
+          <w:sz w:val="24"/>
+          <w:szCs w:val="24"/>
+        </w:rPr>
+        <w:t>:</w:t>
+      </w:r>
+    </w:p>
+    <w:p>
+      <w:pPr>
+        <w:pStyle w:val="a4"/>
+        <w:shd w:val="clear" w:color="auto" w:fill="FFF2CC" w:themeFill="accent4" w:themeFillTint="33"/>
+        <w:ind w:left="0"/>
+        <w:rPr>
+          <w:rFonts w:ascii="Times New Roman" w:hAnsi="Times New Roman" w:cs="Times New Roman"/>
+          <w:sz w:val="24"/>
+          <w:szCs w:val="24"/>
+        </w:rPr>
+      </w:pPr>
+      <w:r>
+        <w:rPr>
+          <w:rFonts w:ascii="Times New Roman" w:hAnsi="Times New Roman" w:cs="Times New Roman"/>
+          <w:sz w:val="24"/>
+          <w:szCs w:val="24"/>
+        </w:rPr>
+        <w:tab/>
+      </w:r>
+      <w:r>
+        <w:rPr>
+          <w:rFonts w:ascii="Times New Roman" w:hAnsi="Times New Roman" w:cs="Times New Roman"/>
+          <w:sz w:val="24"/>
+          <w:szCs w:val="24"/>
+          <w:lang w:val="en-US"/>
+        </w:rPr>
+        <w:t>return</w:t>
+      </w:r>
+      <w:r>
+        <w:rPr>
+          <w:rFonts w:ascii="Times New Roman" w:hAnsi="Times New Roman" w:cs="Times New Roman"/>
+          <w:sz w:val="24"/>
+          <w:szCs w:val="24"/>
+        </w:rPr>
+        <w:t xml:space="preserve"> “</w:t>
+      </w:r>
+      <w:r>
+        <w:rPr>
+          <w:rFonts w:ascii="Times New Roman" w:hAnsi="Times New Roman" w:cs="Times New Roman"/>
+          <w:sz w:val="24"/>
+          <w:szCs w:val="24"/>
+        </w:rPr>
+        <w:t>Что-то</w:t>
+      </w:r>
+      <w:r>
+        <w:rPr>
+          <w:rFonts w:ascii="Times New Roman" w:hAnsi="Times New Roman" w:cs="Times New Roman"/>
+          <w:sz w:val="24"/>
+          <w:szCs w:val="24"/>
+        </w:rPr>
+        <w:t>”</w:t>
+      </w:r>
+    </w:p>
+    <w:p>
+      <w:pPr>
+        <w:pStyle w:val="a4"/>
+        <w:shd w:val="clear" w:color="auto" w:fill="FFFFFF" w:themeFill="background1"/>
+        <w:spacing w:before="360" w:after="0"/>
+        <w:ind w:left="0"/>
+        <w:contextualSpacing w:val="0"/>
+        <w:rPr>
+          <w:rFonts w:ascii="Times New Roman" w:hAnsi="Times New Roman" w:cs="Times New Roman"/>
+          <w:b/>
+          <w:sz w:val="24"/>
+          <w:szCs w:val="24"/>
+        </w:rPr>
+      </w:pPr>
+      <w:r>
+        <w:rPr>
+          <w:rFonts w:ascii="Times New Roman" w:hAnsi="Times New Roman" w:cs="Times New Roman"/>
+          <w:b/>
+          <w:sz w:val="24"/>
+          <w:szCs w:val="24"/>
+        </w:rPr>
+        <w:t>Исключение параметров из документации</w:t>
+      </w:r>
+    </w:p>
+    <w:p>
+      <w:pPr>
+        <w:pStyle w:val="a4"/>
+        <w:shd w:val="clear" w:color="auto" w:fill="FFFFFF" w:themeFill="background1"/>
+        <w:spacing w:before="120" w:after="240"/>
+        <w:ind w:left="0"/>
+        <w:contextualSpacing w:val="0"/>
+        <w:rPr>
+          <w:rFonts w:ascii="Times New Roman" w:hAnsi="Times New Roman" w:cs="Times New Roman"/>
+          <w:b/>
+          <w:sz w:val="24"/>
+          <w:szCs w:val="24"/>
+        </w:rPr>
+      </w:pPr>
+      <w:r>
+        <w:rPr>
+          <w:rFonts w:ascii="Times New Roman" w:hAnsi="Times New Roman" w:cs="Times New Roman"/>
+          <w:sz w:val="24"/>
+          <w:szCs w:val="24"/>
+        </w:rPr>
+        <w:t>При необходимости параметр можно исключить из документации с помощью параметра</w:t>
+      </w:r>
+      <w:r>
+        <w:rPr>
+          <w:rFonts w:ascii="Times New Roman" w:hAnsi="Times New Roman" w:cs="Times New Roman"/>
+          <w:b/>
+          <w:sz w:val="24"/>
+          <w:szCs w:val="24"/>
+        </w:rPr>
+        <w:t xml:space="preserve"> </w:t>
+      </w:r>
+      <w:r>
+        <w:rPr>
+          <w:rFonts w:ascii="Times New Roman" w:hAnsi="Times New Roman" w:cs="Times New Roman"/>
+          <w:b/>
+          <w:sz w:val="24"/>
+          <w:szCs w:val="24"/>
+        </w:rPr>
+        <w:t>include_in_schema</w:t>
+      </w:r>
+      <w:r>
+        <w:rPr>
+          <w:rFonts w:ascii="Times New Roman" w:hAnsi="Times New Roman" w:cs="Times New Roman"/>
+          <w:b/>
+          <w:sz w:val="24"/>
+          <w:szCs w:val="24"/>
+        </w:rPr>
+        <w:t>=</w:t>
+      </w:r>
+      <w:r>
+        <w:rPr>
+          <w:rFonts w:ascii="Times New Roman" w:hAnsi="Times New Roman" w:cs="Times New Roman"/>
+          <w:b/>
+          <w:sz w:val="24"/>
+          <w:szCs w:val="24"/>
+          <w:lang w:val="en-US"/>
+        </w:rPr>
+        <w:t>False</w:t>
+      </w:r>
+    </w:p>
+    <w:p>
+      <w:pPr>
+        <w:pStyle w:val="a4"/>
+        <w:shd w:val="clear" w:color="auto" w:fill="FFFFFF" w:themeFill="background1"/>
+        <w:spacing w:after="120"/>
+        <w:ind w:left="0"/>
+        <w:contextualSpacing w:val="0"/>
+        <w:rPr>
+          <w:rFonts w:ascii="Times New Roman" w:hAnsi="Times New Roman" w:cs="Times New Roman"/>
+          <w:b/>
+          <w:sz w:val="24"/>
+          <w:szCs w:val="24"/>
+        </w:rPr>
+      </w:pPr>
+      <w:r>
+        <w:rPr>
+          <w:rFonts w:ascii="Times New Roman" w:hAnsi="Times New Roman" w:cs="Times New Roman"/>
+          <w:b/>
+          <w:sz w:val="24"/>
+          <w:szCs w:val="24"/>
+        </w:rPr>
+        <w:lastRenderedPageBreak/>
+        <w:t>Передача списка через параметры</w:t>
+      </w:r>
+      <w:r>
+        <w:rPr>
+          <w:rFonts w:ascii="Times New Roman" w:hAnsi="Times New Roman" w:cs="Times New Roman"/>
+          <w:b/>
+          <w:sz w:val="24"/>
+          <w:szCs w:val="24"/>
+        </w:rPr>
+        <w:t xml:space="preserve"> (</w:t>
+      </w:r>
+      <w:r>
+        <w:rPr>
+          <w:rFonts w:ascii="Times New Roman" w:hAnsi="Times New Roman" w:cs="Times New Roman"/>
+          <w:b/>
+          <w:sz w:val="24"/>
+          <w:szCs w:val="24"/>
+        </w:rPr>
+        <w:t xml:space="preserve">речь именно про </w:t>
+      </w:r>
+      <w:r>
+        <w:rPr>
+          <w:rFonts w:ascii="Times New Roman" w:hAnsi="Times New Roman" w:cs="Times New Roman"/>
+          <w:b/>
+          <w:sz w:val="24"/>
+          <w:szCs w:val="24"/>
+          <w:lang w:val="en-US"/>
+        </w:rPr>
+        <w:t>query</w:t>
+      </w:r>
+      <w:r>
+        <w:rPr>
+          <w:rFonts w:ascii="Times New Roman" w:hAnsi="Times New Roman" w:cs="Times New Roman"/>
+          <w:b/>
+          <w:sz w:val="24"/>
+          <w:szCs w:val="24"/>
+        </w:rPr>
+        <w:t>-</w:t>
+      </w:r>
+      <w:r>
+        <w:rPr>
+          <w:rFonts w:ascii="Times New Roman" w:hAnsi="Times New Roman" w:cs="Times New Roman"/>
+          <w:b/>
+          <w:sz w:val="24"/>
+          <w:szCs w:val="24"/>
+        </w:rPr>
+        <w:t>параметры)</w:t>
+      </w:r>
+    </w:p>
+    <w:p>
+      <w:pPr>
+        <w:pStyle w:val="a4"/>
+        <w:shd w:val="clear" w:color="auto" w:fill="FFFFFF" w:themeFill="background1"/>
+        <w:spacing w:after="120"/>
+        <w:ind w:left="0"/>
+        <w:contextualSpacing w:val="0"/>
+        <w:rPr>
+          <w:rFonts w:ascii="Times New Roman" w:hAnsi="Times New Roman" w:cs="Times New Roman"/>
+          <w:sz w:val="24"/>
+          <w:szCs w:val="24"/>
+        </w:rPr>
+      </w:pPr>
+      <w:r>
+        <w:rPr>
+          <w:rFonts w:ascii="Times New Roman" w:hAnsi="Times New Roman" w:cs="Times New Roman"/>
+          <w:sz w:val="24"/>
+          <w:szCs w:val="24"/>
+        </w:rPr>
+        <w:t xml:space="preserve">То есть это будет запрос типа: </w:t>
+      </w:r>
+      <w:r>
+        <w:rPr>
+          <w:rFonts w:ascii="Times New Roman" w:hAnsi="Times New Roman" w:cs="Times New Roman"/>
+          <w:sz w:val="24"/>
+          <w:szCs w:val="24"/>
+          <w:lang w:val="en-US"/>
+        </w:rPr>
+        <w:t>htts</w:t>
+      </w:r>
+      <w:r>
+        <w:rPr>
+          <w:rFonts w:ascii="Times New Roman" w:hAnsi="Times New Roman" w:cs="Times New Roman"/>
+          <w:sz w:val="24"/>
+          <w:szCs w:val="24"/>
+        </w:rPr>
+        <w:t>://</w:t>
+      </w:r>
+      <w:r>
+        <w:rPr>
+          <w:rFonts w:ascii="Times New Roman" w:hAnsi="Times New Roman" w:cs="Times New Roman"/>
+          <w:sz w:val="24"/>
+          <w:szCs w:val="24"/>
+          <w:lang w:val="en-US"/>
+        </w:rPr>
+        <w:t>site</w:t>
+      </w:r>
+      <w:r>
+        <w:rPr>
+          <w:rFonts w:ascii="Times New Roman" w:hAnsi="Times New Roman" w:cs="Times New Roman"/>
+          <w:sz w:val="24"/>
+          <w:szCs w:val="24"/>
+        </w:rPr>
+        <w:t>.</w:t>
+      </w:r>
+      <w:r>
+        <w:rPr>
+          <w:rFonts w:ascii="Times New Roman" w:hAnsi="Times New Roman" w:cs="Times New Roman"/>
+          <w:sz w:val="24"/>
+          <w:szCs w:val="24"/>
+          <w:lang w:val="en-US"/>
+        </w:rPr>
+        <w:t>ru</w:t>
+      </w:r>
+      <w:r>
+        <w:rPr>
+          <w:rFonts w:ascii="Times New Roman" w:hAnsi="Times New Roman" w:cs="Times New Roman"/>
+          <w:sz w:val="24"/>
+          <w:szCs w:val="24"/>
+        </w:rPr>
+        <w:t>?</w:t>
+      </w:r>
+      <w:r>
+        <w:rPr>
+          <w:rFonts w:ascii="Times New Roman" w:hAnsi="Times New Roman" w:cs="Times New Roman"/>
+          <w:b/>
+          <w:sz w:val="24"/>
+          <w:szCs w:val="24"/>
+          <w:lang w:val="en-US"/>
+        </w:rPr>
+        <w:t>name</w:t>
+      </w:r>
+      <w:proofErr w:type="gramStart"/>
+      <w:r>
+        <w:rPr>
+          <w:rFonts w:ascii="Times New Roman" w:hAnsi="Times New Roman" w:cs="Times New Roman"/>
+          <w:sz w:val="24"/>
+          <w:szCs w:val="24"/>
+        </w:rPr>
+        <w:t>=”</w:t>
+      </w:r>
+      <w:r>
+        <w:rPr>
+          <w:rFonts w:ascii="Times New Roman" w:hAnsi="Times New Roman" w:cs="Times New Roman"/>
+          <w:sz w:val="24"/>
+          <w:szCs w:val="24"/>
+        </w:rPr>
+        <w:t>раз</w:t>
+      </w:r>
+      <w:proofErr w:type="gramEnd"/>
+      <w:r>
+        <w:rPr>
+          <w:rFonts w:ascii="Times New Roman" w:hAnsi="Times New Roman" w:cs="Times New Roman"/>
+          <w:sz w:val="24"/>
+          <w:szCs w:val="24"/>
+        </w:rPr>
+        <w:t>”&amp;</w:t>
+      </w:r>
+      <w:r>
+        <w:rPr>
+          <w:rFonts w:ascii="Times New Roman" w:hAnsi="Times New Roman" w:cs="Times New Roman"/>
+          <w:b/>
+          <w:sz w:val="24"/>
+          <w:szCs w:val="24"/>
+          <w:lang w:val="en-US"/>
+        </w:rPr>
+        <w:t>name</w:t>
+      </w:r>
+      <w:r>
+        <w:rPr>
+          <w:rFonts w:ascii="Times New Roman" w:hAnsi="Times New Roman" w:cs="Times New Roman"/>
+          <w:sz w:val="24"/>
+          <w:szCs w:val="24"/>
+        </w:rPr>
+        <w:t>=”</w:t>
+      </w:r>
+      <w:r>
+        <w:rPr>
+          <w:rFonts w:ascii="Times New Roman" w:hAnsi="Times New Roman" w:cs="Times New Roman"/>
+          <w:sz w:val="24"/>
+          <w:szCs w:val="24"/>
+        </w:rPr>
+        <w:t>два</w:t>
+      </w:r>
+      <w:r>
+        <w:rPr>
+          <w:rFonts w:ascii="Times New Roman" w:hAnsi="Times New Roman" w:cs="Times New Roman"/>
+          <w:sz w:val="24"/>
+          <w:szCs w:val="24"/>
+        </w:rPr>
+        <w:t>”&amp;</w:t>
+      </w:r>
+      <w:r>
+        <w:rPr>
+          <w:rFonts w:ascii="Times New Roman" w:hAnsi="Times New Roman" w:cs="Times New Roman"/>
+          <w:b/>
+          <w:sz w:val="24"/>
+          <w:szCs w:val="24"/>
+          <w:lang w:val="en-US"/>
+        </w:rPr>
+        <w:t>name</w:t>
+      </w:r>
+      <w:r>
+        <w:rPr>
+          <w:rFonts w:ascii="Times New Roman" w:hAnsi="Times New Roman" w:cs="Times New Roman"/>
+          <w:sz w:val="24"/>
+          <w:szCs w:val="24"/>
+        </w:rPr>
+        <w:t>=”</w:t>
+      </w:r>
+      <w:r>
+        <w:rPr>
+          <w:rFonts w:ascii="Times New Roman" w:hAnsi="Times New Roman" w:cs="Times New Roman"/>
+          <w:sz w:val="24"/>
+          <w:szCs w:val="24"/>
+        </w:rPr>
+        <w:t>три</w:t>
+      </w:r>
+      <w:r>
+        <w:rPr>
+          <w:rFonts w:ascii="Times New Roman" w:hAnsi="Times New Roman" w:cs="Times New Roman"/>
+          <w:sz w:val="24"/>
+          <w:szCs w:val="24"/>
+        </w:rPr>
+        <w:t>”</w:t>
+      </w:r>
+    </w:p>
+    <w:p>
+      <w:pPr>
+        <w:pStyle w:val="a4"/>
+        <w:shd w:val="clear" w:color="auto" w:fill="FFFFFF" w:themeFill="background1"/>
+        <w:ind w:left="0"/>
+        <w:rPr>
+          <w:rFonts w:ascii="Times New Roman" w:hAnsi="Times New Roman" w:cs="Times New Roman"/>
+          <w:sz w:val="24"/>
+          <w:szCs w:val="24"/>
+        </w:rPr>
+      </w:pPr>
+      <w:r>
+        <w:rPr>
+          <w:rFonts w:ascii="Times New Roman" w:hAnsi="Times New Roman" w:cs="Times New Roman"/>
+          <w:sz w:val="24"/>
+          <w:szCs w:val="24"/>
+        </w:rPr>
+        <w:t xml:space="preserve">Для этого параметр, который должен принимать несколько значений аннотируется как </w:t>
+      </w:r>
+      <w:r>
+        <w:rPr>
+          <w:rFonts w:ascii="Times New Roman" w:hAnsi="Times New Roman" w:cs="Times New Roman"/>
+          <w:sz w:val="24"/>
+          <w:szCs w:val="24"/>
+          <w:lang w:val="en-US"/>
+        </w:rPr>
+        <w:t>list</w:t>
+      </w:r>
+      <w:r>
+        <w:rPr>
+          <w:rFonts w:ascii="Times New Roman" w:hAnsi="Times New Roman" w:cs="Times New Roman"/>
+          <w:sz w:val="24"/>
+          <w:szCs w:val="24"/>
+        </w:rPr>
+        <w:t>[</w:t>
+      </w:r>
+      <w:r>
+        <w:rPr>
+          <w:rFonts w:ascii="Times New Roman" w:hAnsi="Times New Roman" w:cs="Times New Roman"/>
+          <w:sz w:val="24"/>
+          <w:szCs w:val="24"/>
+          <w:lang w:val="en-US"/>
+        </w:rPr>
+        <w:t>str</w:t>
+      </w:r>
+      <w:r>
+        <w:rPr>
+          <w:rFonts w:ascii="Times New Roman" w:hAnsi="Times New Roman" w:cs="Times New Roman"/>
+          <w:sz w:val="24"/>
+          <w:szCs w:val="24"/>
+        </w:rPr>
+        <w:t>]</w:t>
+      </w:r>
+    </w:p>
+    <w:p>
+      <w:pPr>
+        <w:pStyle w:val="a4"/>
+        <w:shd w:val="clear" w:color="auto" w:fill="FFF2CC" w:themeFill="accent4" w:themeFillTint="33"/>
+        <w:ind w:left="0"/>
+        <w:rPr>
+          <w:rFonts w:ascii="Times New Roman" w:hAnsi="Times New Roman" w:cs="Times New Roman"/>
+          <w:sz w:val="24"/>
+          <w:szCs w:val="24"/>
+          <w:lang w:val="en-US"/>
+        </w:rPr>
+      </w:pPr>
+      <w:r>
+        <w:rPr>
+          <w:rFonts w:ascii="Times New Roman" w:hAnsi="Times New Roman" w:cs="Times New Roman"/>
+          <w:sz w:val="24"/>
+          <w:szCs w:val="24"/>
+        </w:rPr>
+        <w:t>Пример</w:t>
+      </w:r>
+      <w:r>
+        <w:rPr>
+          <w:rFonts w:ascii="Times New Roman" w:hAnsi="Times New Roman" w:cs="Times New Roman"/>
+          <w:sz w:val="24"/>
+          <w:szCs w:val="24"/>
+          <w:lang w:val="en-US"/>
+        </w:rPr>
+        <w:t>:</w:t>
+      </w:r>
+    </w:p>
+    <w:p>
+      <w:pPr>
+        <w:pStyle w:val="a4"/>
+        <w:shd w:val="clear" w:color="auto" w:fill="FFF2CC" w:themeFill="accent4" w:themeFillTint="33"/>
+        <w:ind w:left="0"/>
+        <w:rPr>
+          <w:rFonts w:ascii="Times New Roman" w:hAnsi="Times New Roman" w:cs="Times New Roman"/>
+          <w:sz w:val="24"/>
+          <w:szCs w:val="24"/>
+          <w:lang w:val="en-US"/>
+        </w:rPr>
+      </w:pPr>
+      <w:r>
+        <w:rPr>
+          <w:rFonts w:ascii="Times New Roman" w:hAnsi="Times New Roman" w:cs="Times New Roman"/>
+          <w:sz w:val="24"/>
+          <w:szCs w:val="24"/>
+          <w:lang w:val="en-US"/>
+        </w:rPr>
+        <w:t>from fastapi import FastAPI</w:t>
+      </w:r>
+    </w:p>
+    <w:p>
+      <w:pPr>
+        <w:pStyle w:val="a4"/>
+        <w:shd w:val="clear" w:color="auto" w:fill="FFF2CC" w:themeFill="accent4" w:themeFillTint="33"/>
+        <w:ind w:left="0"/>
+        <w:rPr>
+          <w:rFonts w:ascii="Times New Roman" w:hAnsi="Times New Roman" w:cs="Times New Roman"/>
+          <w:sz w:val="24"/>
+          <w:szCs w:val="24"/>
+          <w:lang w:val="en-US"/>
+        </w:rPr>
+      </w:pPr>
+    </w:p>
+    <w:p>
+      <w:pPr>
+        <w:pStyle w:val="a4"/>
+        <w:shd w:val="clear" w:color="auto" w:fill="FFF2CC" w:themeFill="accent4" w:themeFillTint="33"/>
+        <w:ind w:left="0"/>
+        <w:rPr>
+          <w:rFonts w:ascii="Times New Roman" w:hAnsi="Times New Roman" w:cs="Times New Roman"/>
+          <w:sz w:val="24"/>
+          <w:szCs w:val="24"/>
+          <w:lang w:val="en-US"/>
+        </w:rPr>
+      </w:pPr>
+      <w:r>
+        <w:rPr>
+          <w:rFonts w:ascii="Times New Roman" w:hAnsi="Times New Roman" w:cs="Times New Roman"/>
+          <w:sz w:val="24"/>
+          <w:szCs w:val="24"/>
+          <w:lang w:val="en-US"/>
+        </w:rPr>
+        <w:t xml:space="preserve">app = </w:t>
+      </w:r>
+      <w:proofErr w:type="gramStart"/>
+      <w:r>
+        <w:rPr>
+          <w:rFonts w:ascii="Times New Roman" w:hAnsi="Times New Roman" w:cs="Times New Roman"/>
+          <w:sz w:val="24"/>
+          <w:szCs w:val="24"/>
+          <w:lang w:val="en-US"/>
+        </w:rPr>
+        <w:t>FastAPI(</w:t>
+      </w:r>
+      <w:proofErr w:type="gramEnd"/>
+      <w:r>
+        <w:rPr>
+          <w:rFonts w:ascii="Times New Roman" w:hAnsi="Times New Roman" w:cs="Times New Roman"/>
+          <w:sz w:val="24"/>
+          <w:szCs w:val="24"/>
+          <w:lang w:val="en-US"/>
+        </w:rPr>
+        <w:t>)</w:t>
+      </w:r>
+    </w:p>
+    <w:p>
+      <w:pPr>
+        <w:pStyle w:val="a4"/>
+        <w:shd w:val="clear" w:color="auto" w:fill="FFF2CC" w:themeFill="accent4" w:themeFillTint="33"/>
+        <w:ind w:left="0"/>
+        <w:rPr>
+          <w:rFonts w:ascii="Times New Roman" w:hAnsi="Times New Roman" w:cs="Times New Roman"/>
+          <w:sz w:val="24"/>
+          <w:szCs w:val="24"/>
+          <w:lang w:val="en-US"/>
+        </w:rPr>
+      </w:pPr>
+    </w:p>
+    <w:p>
+      <w:pPr>
+        <w:pStyle w:val="a4"/>
+        <w:shd w:val="clear" w:color="auto" w:fill="FFF2CC" w:themeFill="accent4" w:themeFillTint="33"/>
+        <w:ind w:left="0"/>
+        <w:rPr>
+          <w:rFonts w:ascii="Times New Roman" w:hAnsi="Times New Roman" w:cs="Times New Roman"/>
+          <w:sz w:val="24"/>
+          <w:szCs w:val="24"/>
+        </w:rPr>
+      </w:pPr>
+      <w:r>
+        <w:rPr>
+          <w:rFonts w:ascii="Times New Roman" w:hAnsi="Times New Roman" w:cs="Times New Roman"/>
+          <w:sz w:val="24"/>
+          <w:szCs w:val="24"/>
+        </w:rPr>
+        <w:t>@</w:t>
+      </w:r>
+      <w:proofErr w:type="gramStart"/>
+      <w:r>
+        <w:rPr>
+          <w:rFonts w:ascii="Times New Roman" w:hAnsi="Times New Roman" w:cs="Times New Roman"/>
+          <w:sz w:val="24"/>
+          <w:szCs w:val="24"/>
+          <w:lang w:val="en-US"/>
+        </w:rPr>
+        <w:t>app</w:t>
+      </w:r>
+      <w:r>
+        <w:rPr>
+          <w:rFonts w:ascii="Times New Roman" w:hAnsi="Times New Roman" w:cs="Times New Roman"/>
+          <w:sz w:val="24"/>
+          <w:szCs w:val="24"/>
+        </w:rPr>
+        <w:t>.</w:t>
+      </w:r>
+      <w:r>
+        <w:rPr>
+          <w:rFonts w:ascii="Times New Roman" w:hAnsi="Times New Roman" w:cs="Times New Roman"/>
+          <w:sz w:val="24"/>
+          <w:szCs w:val="24"/>
+          <w:lang w:val="en-US"/>
+        </w:rPr>
+        <w:t>get</w:t>
+      </w:r>
+      <w:r>
+        <w:rPr>
+          <w:rFonts w:ascii="Times New Roman" w:hAnsi="Times New Roman" w:cs="Times New Roman"/>
+          <w:sz w:val="24"/>
+          <w:szCs w:val="24"/>
+        </w:rPr>
+        <w:t>(</w:t>
+      </w:r>
+      <w:proofErr w:type="gramEnd"/>
+      <w:r>
+        <w:rPr>
+          <w:rFonts w:ascii="Times New Roman" w:hAnsi="Times New Roman" w:cs="Times New Roman"/>
+          <w:sz w:val="24"/>
+          <w:szCs w:val="24"/>
+        </w:rPr>
+        <w:t>“”)</w:t>
+      </w:r>
+    </w:p>
+    <w:p>
+      <w:pPr>
+        <w:pStyle w:val="a4"/>
+        <w:shd w:val="clear" w:color="auto" w:fill="FFF2CC" w:themeFill="accent4" w:themeFillTint="33"/>
+        <w:ind w:left="0"/>
+        <w:rPr>
+          <w:rFonts w:ascii="Times New Roman" w:hAnsi="Times New Roman" w:cs="Times New Roman"/>
+          <w:sz w:val="24"/>
+          <w:szCs w:val="24"/>
+          <w:lang w:val="en-US"/>
+        </w:rPr>
+      </w:pPr>
+      <w:r>
+        <w:rPr>
+          <w:rFonts w:ascii="Times New Roman" w:hAnsi="Times New Roman" w:cs="Times New Roman"/>
+          <w:sz w:val="24"/>
+          <w:szCs w:val="24"/>
+          <w:lang w:val="en-US"/>
+        </w:rPr>
+        <w:t>def</w:t>
+      </w:r>
+      <w:r>
+        <w:rPr>
+          <w:rFonts w:ascii="Times New Roman" w:hAnsi="Times New Roman" w:cs="Times New Roman"/>
+          <w:sz w:val="24"/>
+          <w:szCs w:val="24"/>
+          <w:lang w:val="en-US"/>
+        </w:rPr>
+        <w:t xml:space="preserve"> </w:t>
+      </w:r>
+      <w:proofErr w:type="gramStart"/>
+      <w:r>
+        <w:rPr>
+          <w:rFonts w:ascii="Times New Roman" w:hAnsi="Times New Roman" w:cs="Times New Roman"/>
+          <w:sz w:val="24"/>
+          <w:szCs w:val="24"/>
+          <w:lang w:val="en-US"/>
+        </w:rPr>
+        <w:t>foo</w:t>
+      </w:r>
+      <w:r>
+        <w:rPr>
+          <w:rFonts w:ascii="Times New Roman" w:hAnsi="Times New Roman" w:cs="Times New Roman"/>
+          <w:sz w:val="24"/>
+          <w:szCs w:val="24"/>
+          <w:lang w:val="en-US"/>
+        </w:rPr>
+        <w:t>(</w:t>
+      </w:r>
+      <w:proofErr w:type="gramEnd"/>
+      <w:r>
+        <w:rPr>
+          <w:rFonts w:ascii="Times New Roman" w:hAnsi="Times New Roman" w:cs="Times New Roman"/>
+          <w:sz w:val="24"/>
+          <w:szCs w:val="24"/>
+          <w:lang w:val="en-US"/>
+        </w:rPr>
+        <w:t>name</w:t>
+      </w:r>
+      <w:r>
+        <w:rPr>
+          <w:rFonts w:ascii="Times New Roman" w:hAnsi="Times New Roman" w:cs="Times New Roman"/>
+          <w:sz w:val="24"/>
+          <w:szCs w:val="24"/>
+          <w:lang w:val="en-US"/>
+        </w:rPr>
+        <w:t xml:space="preserve">: </w:t>
+      </w:r>
+      <w:r>
+        <w:rPr>
+          <w:rFonts w:ascii="Times New Roman" w:hAnsi="Times New Roman" w:cs="Times New Roman"/>
+          <w:sz w:val="24"/>
+          <w:szCs w:val="24"/>
+          <w:lang w:val="en-US"/>
+        </w:rPr>
+        <w:t>list</w:t>
+      </w:r>
+      <w:r>
+        <w:rPr>
+          <w:rFonts w:ascii="Times New Roman" w:hAnsi="Times New Roman" w:cs="Times New Roman"/>
+          <w:sz w:val="24"/>
+          <w:szCs w:val="24"/>
+          <w:lang w:val="en-US"/>
+        </w:rPr>
+        <w:t>[</w:t>
+      </w:r>
+      <w:r>
+        <w:rPr>
+          <w:rFonts w:ascii="Times New Roman" w:hAnsi="Times New Roman" w:cs="Times New Roman"/>
+          <w:sz w:val="24"/>
+          <w:szCs w:val="24"/>
+          <w:lang w:val="en-US"/>
+        </w:rPr>
+        <w:t>str</w:t>
+      </w:r>
+      <w:r>
+        <w:rPr>
+          <w:rFonts w:ascii="Times New Roman" w:hAnsi="Times New Roman" w:cs="Times New Roman"/>
+          <w:sz w:val="24"/>
+          <w:szCs w:val="24"/>
+          <w:lang w:val="en-US"/>
+        </w:rPr>
+        <w:t>]</w:t>
+      </w:r>
+      <w:r>
+        <w:rPr>
+          <w:rFonts w:ascii="Times New Roman" w:hAnsi="Times New Roman" w:cs="Times New Roman"/>
+          <w:sz w:val="24"/>
+          <w:szCs w:val="24"/>
+          <w:lang w:val="en-US"/>
+        </w:rPr>
+        <w:t xml:space="preserve"> = </w:t>
+      </w:r>
+      <w:r>
+        <w:rPr>
+          <w:rFonts w:ascii="Times New Roman" w:hAnsi="Times New Roman" w:cs="Times New Roman"/>
+          <w:sz w:val="24"/>
+          <w:szCs w:val="24"/>
+          <w:lang w:val="en-US"/>
+        </w:rPr>
+        <w:t>Query</w:t>
+      </w:r>
+      <w:r>
+        <w:rPr>
+          <w:rFonts w:ascii="Times New Roman" w:hAnsi="Times New Roman" w:cs="Times New Roman"/>
+          <w:sz w:val="24"/>
+          <w:szCs w:val="24"/>
+          <w:lang w:val="en-US"/>
+        </w:rPr>
+        <w:t>(..., min_length=</w:t>
+      </w:r>
+      <w:r>
+        <w:rPr>
+          <w:rFonts w:ascii="Times New Roman" w:hAnsi="Times New Roman" w:cs="Times New Roman"/>
+          <w:sz w:val="24"/>
+          <w:szCs w:val="24"/>
+          <w:lang w:val="en-US"/>
+        </w:rPr>
+        <w:t>2</w:t>
+      </w:r>
+      <w:r>
+        <w:rPr>
+          <w:rFonts w:ascii="Times New Roman" w:hAnsi="Times New Roman" w:cs="Times New Roman"/>
+          <w:sz w:val="24"/>
+          <w:szCs w:val="24"/>
+          <w:lang w:val="en-US"/>
+        </w:rPr>
+        <w:t>, max_length=</w:t>
+      </w:r>
+      <w:r>
+        <w:rPr>
+          <w:rFonts w:ascii="Times New Roman" w:hAnsi="Times New Roman" w:cs="Times New Roman"/>
+          <w:sz w:val="24"/>
+          <w:szCs w:val="24"/>
+          <w:lang w:val="en-US"/>
+        </w:rPr>
+        <w:t>50</w:t>
+      </w:r>
+      <w:r>
+        <w:rPr>
+          <w:rFonts w:ascii="Times New Roman" w:hAnsi="Times New Roman" w:cs="Times New Roman"/>
+          <w:sz w:val="24"/>
+          <w:szCs w:val="24"/>
+          <w:lang w:val="en-US"/>
+        </w:rPr>
+        <w:t>),</w:t>
+      </w:r>
+    </w:p>
+    <w:p>
+      <w:pPr>
+        <w:pStyle w:val="a4"/>
+        <w:shd w:val="clear" w:color="auto" w:fill="FFF2CC" w:themeFill="accent4" w:themeFillTint="33"/>
+        <w:ind w:left="0"/>
+        <w:rPr>
+          <w:rFonts w:ascii="Times New Roman" w:hAnsi="Times New Roman" w:cs="Times New Roman"/>
+          <w:sz w:val="24"/>
+          <w:szCs w:val="24"/>
+        </w:rPr>
+      </w:pPr>
+      <w:r>
+        <w:rPr>
+          <w:rFonts w:ascii="Times New Roman" w:hAnsi="Times New Roman" w:cs="Times New Roman"/>
+          <w:sz w:val="24"/>
+          <w:szCs w:val="24"/>
+        </w:rPr>
+        <w:t>) –</w:t>
+      </w:r>
+      <w:r>
+        <w:rPr>
+          <w:rFonts w:ascii="Times New Roman" w:hAnsi="Times New Roman" w:cs="Times New Roman"/>
+          <w:sz w:val="24"/>
+          <w:szCs w:val="24"/>
+        </w:rPr>
+        <w:t xml:space="preserve">&gt; </w:t>
+      </w:r>
+      <w:r>
+        <w:rPr>
+          <w:rFonts w:ascii="Times New Roman" w:hAnsi="Times New Roman" w:cs="Times New Roman"/>
+          <w:sz w:val="24"/>
+          <w:szCs w:val="24"/>
+          <w:lang w:val="en-US"/>
+        </w:rPr>
+        <w:t>str</w:t>
+      </w:r>
+      <w:r>
+        <w:rPr>
+          <w:rFonts w:ascii="Times New Roman" w:hAnsi="Times New Roman" w:cs="Times New Roman"/>
+          <w:sz w:val="24"/>
+          <w:szCs w:val="24"/>
+        </w:rPr>
+        <w:t>:</w:t>
+      </w:r>
+    </w:p>
+    <w:p>
+      <w:pPr>
+        <w:pStyle w:val="a4"/>
+        <w:shd w:val="clear" w:color="auto" w:fill="FFF2CC" w:themeFill="accent4" w:themeFillTint="33"/>
+        <w:ind w:left="0"/>
+        <w:rPr>
+          <w:rFonts w:ascii="Times New Roman" w:hAnsi="Times New Roman" w:cs="Times New Roman"/>
+          <w:sz w:val="24"/>
+          <w:szCs w:val="24"/>
+        </w:rPr>
+      </w:pPr>
+      <w:r>
+        <w:rPr>
+          <w:rFonts w:ascii="Times New Roman" w:hAnsi="Times New Roman" w:cs="Times New Roman"/>
+          <w:sz w:val="24"/>
+          <w:szCs w:val="24"/>
+        </w:rPr>
+        <w:tab/>
+      </w:r>
+      <w:r>
+        <w:rPr>
+          <w:rFonts w:ascii="Times New Roman" w:hAnsi="Times New Roman" w:cs="Times New Roman"/>
+          <w:sz w:val="24"/>
+          <w:szCs w:val="24"/>
+          <w:lang w:val="en-US"/>
+        </w:rPr>
+        <w:t>return</w:t>
+      </w:r>
+      <w:r>
+        <w:rPr>
+          <w:rFonts w:ascii="Times New Roman" w:hAnsi="Times New Roman" w:cs="Times New Roman"/>
+          <w:sz w:val="24"/>
+          <w:szCs w:val="24"/>
+        </w:rPr>
+        <w:t xml:space="preserve"> “</w:t>
+      </w:r>
+      <w:r>
+        <w:rPr>
+          <w:rFonts w:ascii="Times New Roman" w:hAnsi="Times New Roman" w:cs="Times New Roman"/>
+          <w:sz w:val="24"/>
+          <w:szCs w:val="24"/>
+        </w:rPr>
+        <w:t>Что-то</w:t>
+      </w:r>
+      <w:r>
+        <w:rPr>
+          <w:rFonts w:ascii="Times New Roman" w:hAnsi="Times New Roman" w:cs="Times New Roman"/>
+          <w:sz w:val="24"/>
+          <w:szCs w:val="24"/>
+        </w:rPr>
+        <w:t>”</w:t>
+      </w:r>
+    </w:p>
+    <w:p>
+      <w:pPr>
+        <w:pStyle w:val="a4"/>
+        <w:shd w:val="clear" w:color="auto" w:fill="FFFFFF" w:themeFill="background1"/>
+        <w:ind w:left="0"/>
+        <w:rPr>
+          <w:rFonts w:ascii="Times New Roman" w:hAnsi="Times New Roman" w:cs="Times New Roman"/>
+          <w:sz w:val="24"/>
+          <w:szCs w:val="24"/>
+        </w:rPr>
+      </w:pPr>
     </w:p>
     <w:sectPr>
       <w:pgSz w:w="11906" w:h="16838"/>
@@ -5200,6 +6234,11 @@
       <w:contextualSpacing/>
     </w:pPr>
   </w:style>
+  <w:style w:type="character" w:customStyle="1" w:styleId="hljs-number">
+    <w:name w:val="hljs-number"/>
+    <w:basedOn w:val="a0"/>
+    <w:rsid w:val="00E029D7"/>
+  </w:style>
 </w:styles>
 </file>
 
@@ -5469,7 +6508,7 @@
 </file>
 
 <file path=customXml/itemProps1.xml><?xml version="1.0" encoding="utf-8"?>
-<ds:datastoreItem xmlns:ds="http://schemas.openxmlformats.org/officeDocument/2006/customXml" ds:itemID="{E06F6B76-1673-44E1-80F0-3F3EDB577652}">
+<ds:datastoreItem xmlns:ds="http://schemas.openxmlformats.org/officeDocument/2006/customXml" ds:itemID="{91505ECF-7B6E-450D-B77F-2ADB1C987296}">
   <ds:schemaRefs>
     <ds:schemaRef ds:uri="http://schemas.openxmlformats.org/officeDocument/2006/bibliography"/>
   </ds:schemaRefs>
